--- a/MethodComparison.docx
+++ b/MethodComparison.docx
@@ -2,9 +2,5153 @@
 <file path=word/document.xml><?xml version="1.0" encoding="utf-8"?>
 <w:document xmlns:wpc="http://schemas.microsoft.com/office/word/2010/wordprocessingCanvas" xmlns:mo="http://schemas.microsoft.com/office/mac/office/2008/main" xmlns:mc="http://schemas.openxmlformats.org/markup-compatibility/2006" xmlns:mv="urn:schemas-microsoft-com:mac:vml" xmlns:o="urn:schemas-microsoft-com:office:office" xmlns:r="http://schemas.openxmlformats.org/officeDocument/2006/relationships" xmlns:m="http://schemas.openxmlformats.org/officeDocument/2006/math" xmlns:v="urn:schemas-microsoft-com:vml" xmlns:wp14="http://schemas.microsoft.com/office/word/2010/wordprocessingDrawing" xmlns:wp="http://schemas.openxmlformats.org/drawingml/2006/wordprocessingDrawing" xmlns:w10="urn:schemas-microsoft-com:office:word" xmlns:w="http://schemas.openxmlformats.org/wordprocessingml/2006/main" xmlns:w14="http://schemas.microsoft.com/office/word/2010/wordml" xmlns:wpg="http://schemas.microsoft.com/office/word/2010/wordprocessingGroup" xmlns:wpi="http://schemas.microsoft.com/office/word/2010/wordprocessingInk" xmlns:wne="http://schemas.microsoft.com/office/word/2006/wordml" xmlns:wps="http://schemas.microsoft.com/office/word/2010/wordprocessingShape" mc:Ignorable="w14 wp14">
   <w:body>
+    <w:p>
+      <w:pPr>
+        <w:pStyle w:val="Heading2"/>
+      </w:pPr>
+      <w:r>
+        <w:t>Comparison of Test Method Result vs. Primary Refence Method Result</w:t>
+      </w:r>
+    </w:p>
+    <w:p>
+      <w:r>
+        <w:t>Pass/Fail is determined based on the allowable error, which is defined as the following.</w:t>
+      </w:r>
+    </w:p>
+    <w:p>
+      <w:r>
+        <w:t xml:space="preserve">Across all range of the measuring interval: </w:t>
+      </w:r>
+      <w:r>
+        <w:t>15</w:t>
+      </w:r>
+      <w:r>
+        <w:t>%</w:t>
+      </w:r>
+    </w:p>
+    <w:p>
+      <w:r>
+        <w:t xml:space="preserve">The Reference Method (X) is: </w:t>
+      </w:r>
+      <w:r>
+        <w:rPr>
+          <w:b/>
+        </w:rPr>
+        <w:t>Primary Refence Method Result</w:t>
+      </w:r>
+    </w:p>
+    <w:p>
+      <w:r>
+        <w:t xml:space="preserve">The Test Method (Y) is: </w:t>
+      </w:r>
+      <w:r>
+        <w:rPr>
+          <w:b/>
+        </w:rPr>
+        <w:t>Test Method Result</w:t>
+      </w:r>
+    </w:p>
+    <w:p>
+      <w:pPr>
+        <w:pStyle w:val="Heading3"/>
+      </w:pPr>
+      <w:r>
+        <w:t>Distribution of Measurements:</w:t>
+      </w:r>
+    </w:p>
+    <w:p>
+      <w:r>
+        <w:drawing>
+          <wp:inline xmlns:a="http://schemas.openxmlformats.org/drawingml/2006/main" xmlns:pic="http://schemas.openxmlformats.org/drawingml/2006/picture">
+            <wp:extent cx="7315200" cy="2993931"/>
+            <wp:docPr id="1" name="Picture 1"/>
+            <wp:cNvGraphicFramePr>
+              <a:graphicFrameLocks noChangeAspect="1"/>
+            </wp:cNvGraphicFramePr>
+            <a:graphic>
+              <a:graphicData uri="http://schemas.openxmlformats.org/drawingml/2006/picture">
+                <pic:pic>
+                  <pic:nvPicPr>
+                    <pic:cNvPr id="0" name="cropped_plot_boxplot.png"/>
+                    <pic:cNvPicPr/>
+                  </pic:nvPicPr>
+                  <pic:blipFill>
+                    <a:blip r:embed="rId9"/>
+                    <a:stretch>
+                      <a:fillRect/>
+                    </a:stretch>
+                  </pic:blipFill>
+                  <pic:spPr>
+                    <a:xfrm>
+                      <a:off x="0" y="0"/>
+                      <a:ext cx="7315200" cy="2993931"/>
+                    </a:xfrm>
+                    <a:prstGeom prst="rect"/>
+                  </pic:spPr>
+                </pic:pic>
+              </a:graphicData>
+            </a:graphic>
+          </wp:inline>
+        </w:drawing>
+      </w:r>
+    </w:p>
+    <w:tbl>
+      <w:tblPr>
+        <w:tblStyle w:val="LightShading-Accent1"/>
+        <w:tblW w:type="auto" w:w="0"/>
+        <w:jc w:val="center"/>
+        <w:tblLayout w:type="autofit"/>
+        <w:tblLook w:firstColumn="1" w:firstRow="1" w:lastColumn="0" w:lastRow="0" w:noHBand="0" w:noVBand="1" w:val="04A0"/>
+      </w:tblPr>
+      <w:tblGrid>
+        <w:gridCol w:w="1167"/>
+        <w:gridCol w:w="1167"/>
+        <w:gridCol w:w="1167"/>
+        <w:gridCol w:w="1167"/>
+        <w:gridCol w:w="1167"/>
+        <w:gridCol w:w="1167"/>
+        <w:gridCol w:w="1167"/>
+        <w:gridCol w:w="1167"/>
+        <w:gridCol w:w="1167"/>
+        <w:gridCol w:w="1167"/>
+      </w:tblGrid>
+      <w:tr>
+        <w:tc>
+          <w:tcPr>
+            <w:tcW w:type="dxa" w:w="1417"/>
+          </w:tcPr>
+          <w:p>
+            <w:pPr>
+              <w:jc w:val="center"/>
+            </w:pPr>
+            <w:r>
+              <w:rPr>
+                <w:sz w:val="20"/>
+              </w:rPr>
+              <w:t>Variable</w:t>
+            </w:r>
+          </w:p>
+        </w:tc>
+        <w:tc>
+          <w:tcPr>
+            <w:tcW w:type="dxa" w:w="1417"/>
+          </w:tcPr>
+          <w:p>
+            <w:pPr>
+              <w:jc w:val="center"/>
+            </w:pPr>
+            <w:r>
+              <w:rPr>
+                <w:sz w:val="20"/>
+              </w:rPr>
+              <w:t>N</w:t>
+            </w:r>
+          </w:p>
+        </w:tc>
+        <w:tc>
+          <w:tcPr>
+            <w:tcW w:type="dxa" w:w="1417"/>
+          </w:tcPr>
+          <w:p>
+            <w:pPr>
+              <w:jc w:val="center"/>
+            </w:pPr>
+            <w:r>
+              <w:rPr>
+                <w:sz w:val="20"/>
+              </w:rPr>
+              <w:t>Mean ± SEM</w:t>
+            </w:r>
+          </w:p>
+        </w:tc>
+        <w:tc>
+          <w:tcPr>
+            <w:tcW w:type="dxa" w:w="1417"/>
+          </w:tcPr>
+          <w:p>
+            <w:pPr>
+              <w:jc w:val="center"/>
+            </w:pPr>
+            <w:r>
+              <w:rPr>
+                <w:sz w:val="20"/>
+              </w:rPr>
+              <w:t>Mean</w:t>
+            </w:r>
+          </w:p>
+        </w:tc>
+        <w:tc>
+          <w:tcPr>
+            <w:tcW w:type="dxa" w:w="1417"/>
+          </w:tcPr>
+          <w:p>
+            <w:pPr>
+              <w:jc w:val="center"/>
+            </w:pPr>
+            <w:r>
+              <w:rPr>
+                <w:sz w:val="20"/>
+              </w:rPr>
+              <w:t>SEM</w:t>
+            </w:r>
+          </w:p>
+        </w:tc>
+        <w:tc>
+          <w:tcPr>
+            <w:tcW w:type="dxa" w:w="1417"/>
+          </w:tcPr>
+          <w:p>
+            <w:pPr>
+              <w:jc w:val="center"/>
+            </w:pPr>
+            <w:r>
+              <w:rPr>
+                <w:sz w:val="20"/>
+              </w:rPr>
+              <w:t>SD</w:t>
+            </w:r>
+          </w:p>
+        </w:tc>
+        <w:tc>
+          <w:tcPr>
+            <w:tcW w:type="dxa" w:w="1417"/>
+          </w:tcPr>
+          <w:p>
+            <w:pPr>
+              <w:jc w:val="center"/>
+            </w:pPr>
+            <w:r>
+              <w:rPr>
+                <w:sz w:val="20"/>
+              </w:rPr>
+              <w:t>Min</w:t>
+            </w:r>
+          </w:p>
+        </w:tc>
+        <w:tc>
+          <w:tcPr>
+            <w:tcW w:type="dxa" w:w="1417"/>
+          </w:tcPr>
+          <w:p>
+            <w:pPr>
+              <w:jc w:val="center"/>
+            </w:pPr>
+            <w:r>
+              <w:rPr>
+                <w:sz w:val="20"/>
+              </w:rPr>
+              <w:t>Median</w:t>
+            </w:r>
+          </w:p>
+        </w:tc>
+        <w:tc>
+          <w:tcPr>
+            <w:tcW w:type="dxa" w:w="1417"/>
+          </w:tcPr>
+          <w:p>
+            <w:pPr>
+              <w:jc w:val="center"/>
+            </w:pPr>
+            <w:r>
+              <w:rPr>
+                <w:sz w:val="20"/>
+              </w:rPr>
+              <w:t>Max</w:t>
+            </w:r>
+          </w:p>
+        </w:tc>
+        <w:tc>
+          <w:tcPr>
+            <w:tcW w:type="dxa" w:w="1417"/>
+          </w:tcPr>
+          <w:p>
+            <w:pPr>
+              <w:jc w:val="center"/>
+            </w:pPr>
+            <w:r>
+              <w:rPr>
+                <w:sz w:val="20"/>
+              </w:rPr>
+              <w:t>%CV</w:t>
+            </w:r>
+          </w:p>
+        </w:tc>
+      </w:tr>
+      <w:tr>
+        <w:tc>
+          <w:tcPr>
+            <w:tcW w:type="dxa" w:w="1417"/>
+          </w:tcPr>
+          <w:p>
+            <w:pPr>
+              <w:jc w:val="center"/>
+            </w:pPr>
+            <w:r>
+              <w:rPr>
+                <w:sz w:val="20"/>
+              </w:rPr>
+              <w:t>Primary Refence Method Result</w:t>
+            </w:r>
+          </w:p>
+        </w:tc>
+        <w:tc>
+          <w:tcPr>
+            <w:tcW w:type="dxa" w:w="1417"/>
+          </w:tcPr>
+          <w:p>
+            <w:pPr>
+              <w:jc w:val="center"/>
+            </w:pPr>
+            <w:r>
+              <w:rPr>
+                <w:sz w:val="20"/>
+              </w:rPr>
+              <w:t>40</w:t>
+            </w:r>
+          </w:p>
+        </w:tc>
+        <w:tc>
+          <w:tcPr>
+            <w:tcW w:type="dxa" w:w="1417"/>
+          </w:tcPr>
+          <w:p>
+            <w:pPr>
+              <w:jc w:val="center"/>
+            </w:pPr>
+            <w:r>
+              <w:rPr>
+                <w:sz w:val="20"/>
+              </w:rPr>
+              <w:t>(3.7+/-0.6)e+03</w:t>
+            </w:r>
+          </w:p>
+        </w:tc>
+        <w:tc>
+          <w:tcPr>
+            <w:tcW w:type="dxa" w:w="1417"/>
+          </w:tcPr>
+          <w:p>
+            <w:pPr>
+              <w:jc w:val="center"/>
+            </w:pPr>
+            <w:r>
+              <w:rPr>
+                <w:sz w:val="20"/>
+              </w:rPr>
+              <w:t>3674.075</w:t>
+            </w:r>
+          </w:p>
+        </w:tc>
+        <w:tc>
+          <w:tcPr>
+            <w:tcW w:type="dxa" w:w="1417"/>
+          </w:tcPr>
+          <w:p>
+            <w:pPr>
+              <w:jc w:val="center"/>
+            </w:pPr>
+            <w:r>
+              <w:rPr>
+                <w:sz w:val="20"/>
+              </w:rPr>
+              <w:t>602.030147</w:t>
+            </w:r>
+          </w:p>
+        </w:tc>
+        <w:tc>
+          <w:tcPr>
+            <w:tcW w:type="dxa" w:w="1417"/>
+          </w:tcPr>
+          <w:p>
+            <w:pPr>
+              <w:jc w:val="center"/>
+            </w:pPr>
+            <w:r>
+              <w:rPr>
+                <w:sz w:val="20"/>
+              </w:rPr>
+              <w:t>3807.572969</w:t>
+            </w:r>
+          </w:p>
+        </w:tc>
+        <w:tc>
+          <w:tcPr>
+            <w:tcW w:type="dxa" w:w="1417"/>
+          </w:tcPr>
+          <w:p>
+            <w:pPr>
+              <w:jc w:val="center"/>
+            </w:pPr>
+            <w:r>
+              <w:rPr>
+                <w:sz w:val="20"/>
+              </w:rPr>
+              <w:t>39.5</w:t>
+            </w:r>
+          </w:p>
+        </w:tc>
+        <w:tc>
+          <w:tcPr>
+            <w:tcW w:type="dxa" w:w="1417"/>
+          </w:tcPr>
+          <w:p>
+            <w:pPr>
+              <w:jc w:val="center"/>
+            </w:pPr>
+            <w:r>
+              <w:rPr>
+                <w:sz w:val="20"/>
+              </w:rPr>
+              <w:t>1854.85</w:t>
+            </w:r>
+          </w:p>
+        </w:tc>
+        <w:tc>
+          <w:tcPr>
+            <w:tcW w:type="dxa" w:w="1417"/>
+          </w:tcPr>
+          <w:p>
+            <w:pPr>
+              <w:jc w:val="center"/>
+            </w:pPr>
+            <w:r>
+              <w:rPr>
+                <w:sz w:val="20"/>
+              </w:rPr>
+              <w:t>13204.8</w:t>
+            </w:r>
+          </w:p>
+        </w:tc>
+        <w:tc>
+          <w:tcPr>
+            <w:tcW w:type="dxa" w:w="1417"/>
+          </w:tcPr>
+          <w:p>
+            <w:pPr>
+              <w:jc w:val="center"/>
+            </w:pPr>
+            <w:r>
+              <w:rPr>
+                <w:sz w:val="20"/>
+              </w:rPr>
+              <w:t>103.63</w:t>
+            </w:r>
+          </w:p>
+        </w:tc>
+      </w:tr>
+      <w:tr>
+        <w:tc>
+          <w:tcPr>
+            <w:tcW w:type="dxa" w:w="1417"/>
+          </w:tcPr>
+          <w:p>
+            <w:pPr>
+              <w:jc w:val="center"/>
+            </w:pPr>
+            <w:r>
+              <w:rPr>
+                <w:sz w:val="20"/>
+              </w:rPr>
+              <w:t>Test Method Result</w:t>
+            </w:r>
+          </w:p>
+        </w:tc>
+        <w:tc>
+          <w:tcPr>
+            <w:tcW w:type="dxa" w:w="1417"/>
+          </w:tcPr>
+          <w:p>
+            <w:pPr>
+              <w:jc w:val="center"/>
+            </w:pPr>
+            <w:r>
+              <w:rPr>
+                <w:sz w:val="20"/>
+              </w:rPr>
+              <w:t>40</w:t>
+            </w:r>
+          </w:p>
+        </w:tc>
+        <w:tc>
+          <w:tcPr>
+            <w:tcW w:type="dxa" w:w="1417"/>
+          </w:tcPr>
+          <w:p>
+            <w:pPr>
+              <w:jc w:val="center"/>
+            </w:pPr>
+            <w:r>
+              <w:rPr>
+                <w:sz w:val="20"/>
+              </w:rPr>
+              <w:t>(3.7+/-0.6)e+03</w:t>
+            </w:r>
+          </w:p>
+        </w:tc>
+        <w:tc>
+          <w:tcPr>
+            <w:tcW w:type="dxa" w:w="1417"/>
+          </w:tcPr>
+          <w:p>
+            <w:pPr>
+              <w:jc w:val="center"/>
+            </w:pPr>
+            <w:r>
+              <w:rPr>
+                <w:sz w:val="20"/>
+              </w:rPr>
+              <w:t>3694.2675</w:t>
+            </w:r>
+          </w:p>
+        </w:tc>
+        <w:tc>
+          <w:tcPr>
+            <w:tcW w:type="dxa" w:w="1417"/>
+          </w:tcPr>
+          <w:p>
+            <w:pPr>
+              <w:jc w:val="center"/>
+            </w:pPr>
+            <w:r>
+              <w:rPr>
+                <w:sz w:val="20"/>
+              </w:rPr>
+              <w:t>597.331001</w:t>
+            </w:r>
+          </w:p>
+        </w:tc>
+        <w:tc>
+          <w:tcPr>
+            <w:tcW w:type="dxa" w:w="1417"/>
+          </w:tcPr>
+          <w:p>
+            <w:pPr>
+              <w:jc w:val="center"/>
+            </w:pPr>
+            <w:r>
+              <w:rPr>
+                <w:sz w:val="20"/>
+              </w:rPr>
+              <w:t>3777.852962</w:t>
+            </w:r>
+          </w:p>
+        </w:tc>
+        <w:tc>
+          <w:tcPr>
+            <w:tcW w:type="dxa" w:w="1417"/>
+          </w:tcPr>
+          <w:p>
+            <w:pPr>
+              <w:jc w:val="center"/>
+            </w:pPr>
+            <w:r>
+              <w:rPr>
+                <w:sz w:val="20"/>
+              </w:rPr>
+              <w:t>23.5</w:t>
+            </w:r>
+          </w:p>
+        </w:tc>
+        <w:tc>
+          <w:tcPr>
+            <w:tcW w:type="dxa" w:w="1417"/>
+          </w:tcPr>
+          <w:p>
+            <w:pPr>
+              <w:jc w:val="center"/>
+            </w:pPr>
+            <w:r>
+              <w:rPr>
+                <w:sz w:val="20"/>
+              </w:rPr>
+              <w:t>2085.0</w:t>
+            </w:r>
+          </w:p>
+        </w:tc>
+        <w:tc>
+          <w:tcPr>
+            <w:tcW w:type="dxa" w:w="1417"/>
+          </w:tcPr>
+          <w:p>
+            <w:pPr>
+              <w:jc w:val="center"/>
+            </w:pPr>
+            <w:r>
+              <w:rPr>
+                <w:sz w:val="20"/>
+              </w:rPr>
+              <w:t>13800.0</w:t>
+            </w:r>
+          </w:p>
+        </w:tc>
+        <w:tc>
+          <w:tcPr>
+            <w:tcW w:type="dxa" w:w="1417"/>
+          </w:tcPr>
+          <w:p>
+            <w:pPr>
+              <w:jc w:val="center"/>
+            </w:pPr>
+            <w:r>
+              <w:rPr>
+                <w:sz w:val="20"/>
+              </w:rPr>
+              <w:t>102.26</w:t>
+            </w:r>
+          </w:p>
+        </w:tc>
+      </w:tr>
+      <w:tr>
+        <w:tc>
+          <w:tcPr>
+            <w:tcW w:type="dxa" w:w="1417"/>
+          </w:tcPr>
+          <w:p>
+            <w:pPr>
+              <w:jc w:val="center"/>
+            </w:pPr>
+            <w:r>
+              <w:rPr>
+                <w:sz w:val="20"/>
+              </w:rPr>
+              <w:t>Y-X</w:t>
+            </w:r>
+          </w:p>
+        </w:tc>
+        <w:tc>
+          <w:tcPr>
+            <w:tcW w:type="dxa" w:w="1417"/>
+          </w:tcPr>
+          <w:p>
+            <w:pPr>
+              <w:jc w:val="center"/>
+            </w:pPr>
+            <w:r>
+              <w:rPr>
+                <w:sz w:val="20"/>
+              </w:rPr>
+              <w:t>40</w:t>
+            </w:r>
+          </w:p>
+        </w:tc>
+        <w:tc>
+          <w:tcPr>
+            <w:tcW w:type="dxa" w:w="1417"/>
+          </w:tcPr>
+          <w:p>
+            <w:pPr>
+              <w:jc w:val="center"/>
+            </w:pPr>
+            <w:r>
+              <w:rPr>
+                <w:sz w:val="20"/>
+              </w:rPr>
+              <w:t>(2+/-7)e+01</w:t>
+            </w:r>
+          </w:p>
+        </w:tc>
+        <w:tc>
+          <w:tcPr>
+            <w:tcW w:type="dxa" w:w="1417"/>
+          </w:tcPr>
+          <w:p>
+            <w:pPr>
+              <w:jc w:val="center"/>
+            </w:pPr>
+            <w:r>
+              <w:rPr>
+                <w:sz w:val="20"/>
+              </w:rPr>
+              <w:t>20.1925</w:t>
+            </w:r>
+          </w:p>
+        </w:tc>
+        <w:tc>
+          <w:tcPr>
+            <w:tcW w:type="dxa" w:w="1417"/>
+          </w:tcPr>
+          <w:p>
+            <w:pPr>
+              <w:jc w:val="center"/>
+            </w:pPr>
+            <w:r>
+              <w:rPr>
+                <w:sz w:val="20"/>
+              </w:rPr>
+              <w:t>71.687793</w:t>
+            </w:r>
+          </w:p>
+        </w:tc>
+        <w:tc>
+          <w:tcPr>
+            <w:tcW w:type="dxa" w:w="1417"/>
+          </w:tcPr>
+          <w:p>
+            <w:pPr>
+              <w:jc w:val="center"/>
+            </w:pPr>
+            <w:r>
+              <w:rPr>
+                <w:sz w:val="20"/>
+              </w:rPr>
+              <w:t>453.393411</w:t>
+            </w:r>
+          </w:p>
+        </w:tc>
+        <w:tc>
+          <w:tcPr>
+            <w:tcW w:type="dxa" w:w="1417"/>
+          </w:tcPr>
+          <w:p>
+            <w:pPr>
+              <w:jc w:val="center"/>
+            </w:pPr>
+            <w:r>
+              <w:rPr>
+                <w:sz w:val="20"/>
+              </w:rPr>
+              <w:t>-997.6</w:t>
+            </w:r>
+          </w:p>
+        </w:tc>
+        <w:tc>
+          <w:tcPr>
+            <w:tcW w:type="dxa" w:w="1417"/>
+          </w:tcPr>
+          <w:p>
+            <w:pPr>
+              <w:jc w:val="center"/>
+            </w:pPr>
+            <w:r>
+              <w:rPr>
+                <w:sz w:val="20"/>
+              </w:rPr>
+              <w:t>22.55</w:t>
+            </w:r>
+          </w:p>
+        </w:tc>
+        <w:tc>
+          <w:tcPr>
+            <w:tcW w:type="dxa" w:w="1417"/>
+          </w:tcPr>
+          <w:p>
+            <w:pPr>
+              <w:jc w:val="center"/>
+            </w:pPr>
+            <w:r>
+              <w:rPr>
+                <w:sz w:val="20"/>
+              </w:rPr>
+              <w:t>1841.9</w:t>
+            </w:r>
+          </w:p>
+        </w:tc>
+        <w:tc>
+          <w:tcPr>
+            <w:tcW w:type="dxa" w:w="1417"/>
+          </w:tcPr>
+          <w:p>
+            <w:pPr>
+              <w:jc w:val="center"/>
+            </w:pPr>
+            <w:r>
+              <w:rPr>
+                <w:sz w:val="20"/>
+              </w:rPr>
+              <w:t>2245.36</w:t>
+            </w:r>
+          </w:p>
+        </w:tc>
+      </w:tr>
+      <w:tr>
+        <w:tc>
+          <w:tcPr>
+            <w:tcW w:type="dxa" w:w="1417"/>
+          </w:tcPr>
+          <w:p>
+            <w:pPr>
+              <w:jc w:val="center"/>
+            </w:pPr>
+            <w:r>
+              <w:rPr>
+                <w:sz w:val="20"/>
+              </w:rPr>
+              <w:t>%(Y-X)/X</w:t>
+            </w:r>
+          </w:p>
+        </w:tc>
+        <w:tc>
+          <w:tcPr>
+            <w:tcW w:type="dxa" w:w="1417"/>
+          </w:tcPr>
+          <w:p>
+            <w:pPr>
+              <w:jc w:val="center"/>
+            </w:pPr>
+            <w:r>
+              <w:rPr>
+                <w:sz w:val="20"/>
+              </w:rPr>
+              <w:t>40</w:t>
+            </w:r>
+          </w:p>
+        </w:tc>
+        <w:tc>
+          <w:tcPr>
+            <w:tcW w:type="dxa" w:w="1417"/>
+          </w:tcPr>
+          <w:p>
+            <w:pPr>
+              <w:jc w:val="center"/>
+            </w:pPr>
+            <w:r>
+              <w:rPr>
+                <w:sz w:val="20"/>
+              </w:rPr>
+              <w:t>-0.2+/-2.2</w:t>
+            </w:r>
+          </w:p>
+        </w:tc>
+        <w:tc>
+          <w:tcPr>
+            <w:tcW w:type="dxa" w:w="1417"/>
+          </w:tcPr>
+          <w:p>
+            <w:pPr>
+              <w:jc w:val="center"/>
+            </w:pPr>
+            <w:r>
+              <w:rPr>
+                <w:sz w:val="20"/>
+              </w:rPr>
+              <w:t>-0.187725</w:t>
+            </w:r>
+          </w:p>
+        </w:tc>
+        <w:tc>
+          <w:tcPr>
+            <w:tcW w:type="dxa" w:w="1417"/>
+          </w:tcPr>
+          <w:p>
+            <w:pPr>
+              <w:jc w:val="center"/>
+            </w:pPr>
+            <w:r>
+              <w:rPr>
+                <w:sz w:val="20"/>
+              </w:rPr>
+              <w:t>2.151249</w:t>
+            </w:r>
+          </w:p>
+        </w:tc>
+        <w:tc>
+          <w:tcPr>
+            <w:tcW w:type="dxa" w:w="1417"/>
+          </w:tcPr>
+          <w:p>
+            <w:pPr>
+              <w:jc w:val="center"/>
+            </w:pPr>
+            <w:r>
+              <w:rPr>
+                <w:sz w:val="20"/>
+              </w:rPr>
+              <w:t>13.605695</w:t>
+            </w:r>
+          </w:p>
+        </w:tc>
+        <w:tc>
+          <w:tcPr>
+            <w:tcW w:type="dxa" w:w="1417"/>
+          </w:tcPr>
+          <w:p>
+            <w:pPr>
+              <w:jc w:val="center"/>
+            </w:pPr>
+            <w:r>
+              <w:rPr>
+                <w:sz w:val="20"/>
+              </w:rPr>
+              <w:t>-50.882</w:t>
+            </w:r>
+          </w:p>
+        </w:tc>
+        <w:tc>
+          <w:tcPr>
+            <w:tcW w:type="dxa" w:w="1417"/>
+          </w:tcPr>
+          <w:p>
+            <w:pPr>
+              <w:jc w:val="center"/>
+            </w:pPr>
+            <w:r>
+              <w:rPr>
+                <w:sz w:val="20"/>
+              </w:rPr>
+              <w:t>2.5365</w:t>
+            </w:r>
+          </w:p>
+        </w:tc>
+        <w:tc>
+          <w:tcPr>
+            <w:tcW w:type="dxa" w:w="1417"/>
+          </w:tcPr>
+          <w:p>
+            <w:pPr>
+              <w:jc w:val="center"/>
+            </w:pPr>
+            <w:r>
+              <w:rPr>
+                <w:sz w:val="20"/>
+              </w:rPr>
+              <w:t>15.403</w:t>
+            </w:r>
+          </w:p>
+        </w:tc>
+        <w:tc>
+          <w:tcPr>
+            <w:tcW w:type="dxa" w:w="1417"/>
+          </w:tcPr>
+          <w:p>
+            <w:pPr>
+              <w:jc w:val="center"/>
+            </w:pPr>
+            <w:r>
+              <w:rPr>
+                <w:sz w:val="20"/>
+              </w:rPr>
+              <w:t>-7247.67</w:t>
+            </w:r>
+          </w:p>
+        </w:tc>
+      </w:tr>
+    </w:tbl>
+    <w:p>
+      <w:pPr>
+        <w:pStyle w:val="Heading3"/>
+      </w:pPr>
+      <w:r>
+        <w:t xml:space="preserve">Shapiro-Wilk Test: </w:t>
+      </w:r>
+    </w:p>
+    <w:p>
+      <w:r>
+        <w:t xml:space="preserve">The measurements of the difference between the Test Method and Reference Method do NOT sufficiently resemble a Gaussian distribution, as based on Shapiro-Wilk Test. </w:t>
+      </w:r>
+      <w:r>
+        <w:t>Proportional biases may be present.</w:t>
+      </w:r>
+    </w:p>
+    <w:p>
+      <w:pPr>
+        <w:pStyle w:val="Heading3"/>
+      </w:pPr>
+      <w:r>
+        <w:t>Regression &amp; Bias Analysis</w:t>
+      </w:r>
+    </w:p>
+    <w:p>
+      <w:r>
+        <w:t xml:space="preserve">Regression is based on Deming method, assuming equal variance of both methods. </w:t>
+      </w:r>
+    </w:p>
+    <w:p>
+      <w:r>
+        <w:drawing>
+          <wp:inline xmlns:a="http://schemas.openxmlformats.org/drawingml/2006/main" xmlns:pic="http://schemas.openxmlformats.org/drawingml/2006/picture">
+            <wp:extent cx="5943600" cy="6244318"/>
+            <wp:docPr id="2" name="Picture 2"/>
+            <wp:cNvGraphicFramePr>
+              <a:graphicFrameLocks noChangeAspect="1"/>
+            </wp:cNvGraphicFramePr>
+            <a:graphic>
+              <a:graphicData uri="http://schemas.openxmlformats.org/drawingml/2006/picture">
+                <pic:pic>
+                  <pic:nvPicPr>
+                    <pic:cNvPr id="0" name="cropped_plot_Deming_regression.png"/>
+                    <pic:cNvPicPr/>
+                  </pic:nvPicPr>
+                  <pic:blipFill>
+                    <a:blip r:embed="rId10"/>
+                    <a:stretch>
+                      <a:fillRect/>
+                    </a:stretch>
+                  </pic:blipFill>
+                  <pic:spPr>
+                    <a:xfrm>
+                      <a:off x="0" y="0"/>
+                      <a:ext cx="5943600" cy="6244318"/>
+                    </a:xfrm>
+                    <a:prstGeom prst="rect"/>
+                  </pic:spPr>
+                </pic:pic>
+              </a:graphicData>
+            </a:graphic>
+          </wp:inline>
+        </w:drawing>
+      </w:r>
+    </w:p>
+    <w:p>
+      <w:r>
+        <w:rPr>
+          <w:b/>
+        </w:rPr>
+        <w:t>Comparison of Paired Measurements</w:t>
+      </w:r>
+    </w:p>
+    <w:tbl>
+      <w:tblPr>
+        <w:tblStyle w:val="LightShading-Accent1"/>
+        <w:tblW w:type="auto" w:w="0"/>
+        <w:jc w:val="center"/>
+        <w:tblLayout w:type="autofit"/>
+        <w:tblLook w:firstColumn="1" w:firstRow="1" w:lastColumn="0" w:lastRow="0" w:noHBand="0" w:noVBand="1" w:val="04A0"/>
+      </w:tblPr>
+      <w:tblGrid>
+        <w:gridCol w:w="1946"/>
+        <w:gridCol w:w="1946"/>
+        <w:gridCol w:w="1946"/>
+        <w:gridCol w:w="1946"/>
+        <w:gridCol w:w="1946"/>
+        <w:gridCol w:w="1946"/>
+      </w:tblGrid>
+      <w:tr>
+        <w:tc>
+          <w:tcPr>
+            <w:tcW w:type="dxa" w:w="1417"/>
+          </w:tcPr>
+          <w:p>
+            <w:pPr>
+              <w:jc w:val="center"/>
+            </w:pPr>
+            <w:r>
+              <w:rPr>
+                <w:sz w:val="20"/>
+              </w:rPr>
+              <w:t>Sample ID</w:t>
+            </w:r>
+          </w:p>
+        </w:tc>
+        <w:tc>
+          <w:tcPr>
+            <w:tcW w:type="dxa" w:w="1417"/>
+          </w:tcPr>
+          <w:p>
+            <w:pPr>
+              <w:jc w:val="center"/>
+            </w:pPr>
+            <w:r>
+              <w:rPr>
+                <w:sz w:val="20"/>
+              </w:rPr>
+              <w:t>Primary Refence Method Result</w:t>
+            </w:r>
+          </w:p>
+        </w:tc>
+        <w:tc>
+          <w:tcPr>
+            <w:tcW w:type="dxa" w:w="1417"/>
+          </w:tcPr>
+          <w:p>
+            <w:pPr>
+              <w:jc w:val="center"/>
+            </w:pPr>
+            <w:r>
+              <w:rPr>
+                <w:sz w:val="20"/>
+              </w:rPr>
+              <w:t>Test Method Result</w:t>
+            </w:r>
+          </w:p>
+        </w:tc>
+        <w:tc>
+          <w:tcPr>
+            <w:tcW w:type="dxa" w:w="1417"/>
+          </w:tcPr>
+          <w:p>
+            <w:pPr>
+              <w:jc w:val="center"/>
+            </w:pPr>
+            <w:r>
+              <w:rPr>
+                <w:sz w:val="20"/>
+              </w:rPr>
+              <w:t>Y-X</w:t>
+            </w:r>
+          </w:p>
+        </w:tc>
+        <w:tc>
+          <w:tcPr>
+            <w:tcW w:type="dxa" w:w="1417"/>
+          </w:tcPr>
+          <w:p>
+            <w:pPr>
+              <w:jc w:val="center"/>
+            </w:pPr>
+            <w:r>
+              <w:rPr>
+                <w:sz w:val="20"/>
+              </w:rPr>
+              <w:t>%(Y-X)/X</w:t>
+            </w:r>
+          </w:p>
+        </w:tc>
+        <w:tc>
+          <w:tcPr>
+            <w:tcW w:type="dxa" w:w="1417"/>
+          </w:tcPr>
+          <w:p>
+            <w:pPr>
+              <w:jc w:val="center"/>
+            </w:pPr>
+            <w:r>
+              <w:rPr>
+                <w:sz w:val="20"/>
+              </w:rPr>
+              <w:t>Pass/Fail</w:t>
+            </w:r>
+          </w:p>
+        </w:tc>
+      </w:tr>
+      <w:tr>
+        <w:tc>
+          <w:tcPr>
+            <w:tcW w:type="dxa" w:w="1417"/>
+          </w:tcPr>
+          <w:p>
+            <w:pPr>
+              <w:jc w:val="center"/>
+            </w:pPr>
+            <w:r>
+              <w:rPr>
+                <w:sz w:val="20"/>
+              </w:rPr>
+              <w:t>34</w:t>
+            </w:r>
+          </w:p>
+        </w:tc>
+        <w:tc>
+          <w:tcPr>
+            <w:tcW w:type="dxa" w:w="1417"/>
+          </w:tcPr>
+          <w:p>
+            <w:pPr>
+              <w:jc w:val="center"/>
+            </w:pPr>
+            <w:r>
+              <w:rPr>
+                <w:sz w:val="20"/>
+              </w:rPr>
+              <w:t>39.5</w:t>
+            </w:r>
+          </w:p>
+        </w:tc>
+        <w:tc>
+          <w:tcPr>
+            <w:tcW w:type="dxa" w:w="1417"/>
+          </w:tcPr>
+          <w:p>
+            <w:pPr>
+              <w:jc w:val="center"/>
+            </w:pPr>
+            <w:r>
+              <w:rPr>
+                <w:sz w:val="20"/>
+              </w:rPr>
+              <w:t>23.5</w:t>
+            </w:r>
+          </w:p>
+        </w:tc>
+        <w:tc>
+          <w:tcPr>
+            <w:tcW w:type="dxa" w:w="1417"/>
+          </w:tcPr>
+          <w:p>
+            <w:pPr>
+              <w:jc w:val="center"/>
+            </w:pPr>
+            <w:r>
+              <w:rPr>
+                <w:sz w:val="20"/>
+              </w:rPr>
+              <w:t>-16.0</w:t>
+            </w:r>
+          </w:p>
+        </w:tc>
+        <w:tc>
+          <w:tcPr>
+            <w:tcW w:type="dxa" w:w="1417"/>
+          </w:tcPr>
+          <w:p>
+            <w:pPr>
+              <w:jc w:val="center"/>
+            </w:pPr>
+            <w:r>
+              <w:rPr>
+                <w:sz w:val="20"/>
+              </w:rPr>
+              <w:t>-40.506</w:t>
+            </w:r>
+          </w:p>
+        </w:tc>
+        <w:tc>
+          <w:tcPr>
+            <w:tcW w:type="dxa" w:w="1417"/>
+          </w:tcPr>
+          <w:p>
+            <w:pPr>
+              <w:jc w:val="center"/>
+            </w:pPr>
+            <w:r>
+              <w:rPr>
+                <w:sz w:val="20"/>
+              </w:rPr>
+              <w:t>**FAIL**</w:t>
+            </w:r>
+          </w:p>
+        </w:tc>
+      </w:tr>
+      <w:tr>
+        <w:tc>
+          <w:tcPr>
+            <w:tcW w:type="dxa" w:w="1417"/>
+          </w:tcPr>
+          <w:p>
+            <w:pPr>
+              <w:jc w:val="center"/>
+            </w:pPr>
+            <w:r>
+              <w:rPr>
+                <w:sz w:val="20"/>
+              </w:rPr>
+              <w:t>14</w:t>
+            </w:r>
+          </w:p>
+        </w:tc>
+        <w:tc>
+          <w:tcPr>
+            <w:tcW w:type="dxa" w:w="1417"/>
+          </w:tcPr>
+          <w:p>
+            <w:pPr>
+              <w:jc w:val="center"/>
+            </w:pPr>
+            <w:r>
+              <w:rPr>
+                <w:sz w:val="20"/>
+              </w:rPr>
+              <w:t>73.7</w:t>
+            </w:r>
+          </w:p>
+        </w:tc>
+        <w:tc>
+          <w:tcPr>
+            <w:tcW w:type="dxa" w:w="1417"/>
+          </w:tcPr>
+          <w:p>
+            <w:pPr>
+              <w:jc w:val="center"/>
+            </w:pPr>
+            <w:r>
+              <w:rPr>
+                <w:sz w:val="20"/>
+              </w:rPr>
+              <w:t>36.2</w:t>
+            </w:r>
+          </w:p>
+        </w:tc>
+        <w:tc>
+          <w:tcPr>
+            <w:tcW w:type="dxa" w:w="1417"/>
+          </w:tcPr>
+          <w:p>
+            <w:pPr>
+              <w:jc w:val="center"/>
+            </w:pPr>
+            <w:r>
+              <w:rPr>
+                <w:sz w:val="20"/>
+              </w:rPr>
+              <w:t>-37.5</w:t>
+            </w:r>
+          </w:p>
+        </w:tc>
+        <w:tc>
+          <w:tcPr>
+            <w:tcW w:type="dxa" w:w="1417"/>
+          </w:tcPr>
+          <w:p>
+            <w:pPr>
+              <w:jc w:val="center"/>
+            </w:pPr>
+            <w:r>
+              <w:rPr>
+                <w:sz w:val="20"/>
+              </w:rPr>
+              <w:t>-50.882</w:t>
+            </w:r>
+          </w:p>
+        </w:tc>
+        <w:tc>
+          <w:tcPr>
+            <w:tcW w:type="dxa" w:w="1417"/>
+          </w:tcPr>
+          <w:p>
+            <w:pPr>
+              <w:jc w:val="center"/>
+            </w:pPr>
+            <w:r>
+              <w:rPr>
+                <w:sz w:val="20"/>
+              </w:rPr>
+              <w:t>**FAIL**</w:t>
+            </w:r>
+          </w:p>
+        </w:tc>
+      </w:tr>
+      <w:tr>
+        <w:tc>
+          <w:tcPr>
+            <w:tcW w:type="dxa" w:w="1417"/>
+          </w:tcPr>
+          <w:p>
+            <w:pPr>
+              <w:jc w:val="center"/>
+            </w:pPr>
+            <w:r>
+              <w:rPr>
+                <w:sz w:val="20"/>
+              </w:rPr>
+              <w:t>18</w:t>
+            </w:r>
+          </w:p>
+        </w:tc>
+        <w:tc>
+          <w:tcPr>
+            <w:tcW w:type="dxa" w:w="1417"/>
+          </w:tcPr>
+          <w:p>
+            <w:pPr>
+              <w:jc w:val="center"/>
+            </w:pPr>
+            <w:r>
+              <w:rPr>
+                <w:sz w:val="20"/>
+              </w:rPr>
+              <w:t>146.4</w:t>
+            </w:r>
+          </w:p>
+        </w:tc>
+        <w:tc>
+          <w:tcPr>
+            <w:tcW w:type="dxa" w:w="1417"/>
+          </w:tcPr>
+          <w:p>
+            <w:pPr>
+              <w:jc w:val="center"/>
+            </w:pPr>
+            <w:r>
+              <w:rPr>
+                <w:sz w:val="20"/>
+              </w:rPr>
+              <w:t>141.0</w:t>
+            </w:r>
+          </w:p>
+        </w:tc>
+        <w:tc>
+          <w:tcPr>
+            <w:tcW w:type="dxa" w:w="1417"/>
+          </w:tcPr>
+          <w:p>
+            <w:pPr>
+              <w:jc w:val="center"/>
+            </w:pPr>
+            <w:r>
+              <w:rPr>
+                <w:sz w:val="20"/>
+              </w:rPr>
+              <w:t>-5.4</w:t>
+            </w:r>
+          </w:p>
+        </w:tc>
+        <w:tc>
+          <w:tcPr>
+            <w:tcW w:type="dxa" w:w="1417"/>
+          </w:tcPr>
+          <w:p>
+            <w:pPr>
+              <w:jc w:val="center"/>
+            </w:pPr>
+            <w:r>
+              <w:rPr>
+                <w:sz w:val="20"/>
+              </w:rPr>
+              <w:t>-3.689</w:t>
+            </w:r>
+          </w:p>
+        </w:tc>
+        <w:tc>
+          <w:tcPr>
+            <w:tcW w:type="dxa" w:w="1417"/>
+          </w:tcPr>
+          <w:p>
+            <w:pPr>
+              <w:jc w:val="center"/>
+            </w:pPr>
+            <w:r>
+              <w:rPr>
+                <w:sz w:val="20"/>
+              </w:rPr>
+              <w:t>pass</w:t>
+            </w:r>
+          </w:p>
+        </w:tc>
+      </w:tr>
+      <w:tr>
+        <w:tc>
+          <w:tcPr>
+            <w:tcW w:type="dxa" w:w="1417"/>
+          </w:tcPr>
+          <w:p>
+            <w:pPr>
+              <w:jc w:val="center"/>
+            </w:pPr>
+            <w:r>
+              <w:rPr>
+                <w:sz w:val="20"/>
+              </w:rPr>
+              <w:t>30</w:t>
+            </w:r>
+          </w:p>
+        </w:tc>
+        <w:tc>
+          <w:tcPr>
+            <w:tcW w:type="dxa" w:w="1417"/>
+          </w:tcPr>
+          <w:p>
+            <w:pPr>
+              <w:jc w:val="center"/>
+            </w:pPr>
+            <w:r>
+              <w:rPr>
+                <w:sz w:val="20"/>
+              </w:rPr>
+              <w:t>172.4</w:t>
+            </w:r>
+          </w:p>
+        </w:tc>
+        <w:tc>
+          <w:tcPr>
+            <w:tcW w:type="dxa" w:w="1417"/>
+          </w:tcPr>
+          <w:p>
+            <w:pPr>
+              <w:jc w:val="center"/>
+            </w:pPr>
+            <w:r>
+              <w:rPr>
+                <w:sz w:val="20"/>
+              </w:rPr>
+              <w:t>145.0</w:t>
+            </w:r>
+          </w:p>
+        </w:tc>
+        <w:tc>
+          <w:tcPr>
+            <w:tcW w:type="dxa" w:w="1417"/>
+          </w:tcPr>
+          <w:p>
+            <w:pPr>
+              <w:jc w:val="center"/>
+            </w:pPr>
+            <w:r>
+              <w:rPr>
+                <w:sz w:val="20"/>
+              </w:rPr>
+              <w:t>-27.4</w:t>
+            </w:r>
+          </w:p>
+        </w:tc>
+        <w:tc>
+          <w:tcPr>
+            <w:tcW w:type="dxa" w:w="1417"/>
+          </w:tcPr>
+          <w:p>
+            <w:pPr>
+              <w:jc w:val="center"/>
+            </w:pPr>
+            <w:r>
+              <w:rPr>
+                <w:sz w:val="20"/>
+              </w:rPr>
+              <w:t>-15.893</w:t>
+            </w:r>
+          </w:p>
+        </w:tc>
+        <w:tc>
+          <w:tcPr>
+            <w:tcW w:type="dxa" w:w="1417"/>
+          </w:tcPr>
+          <w:p>
+            <w:pPr>
+              <w:jc w:val="center"/>
+            </w:pPr>
+            <w:r>
+              <w:rPr>
+                <w:sz w:val="20"/>
+              </w:rPr>
+              <w:t>**FAIL**</w:t>
+            </w:r>
+          </w:p>
+        </w:tc>
+      </w:tr>
+      <w:tr>
+        <w:tc>
+          <w:tcPr>
+            <w:tcW w:type="dxa" w:w="1417"/>
+          </w:tcPr>
+          <w:p>
+            <w:pPr>
+              <w:jc w:val="center"/>
+            </w:pPr>
+            <w:r>
+              <w:rPr>
+                <w:sz w:val="20"/>
+              </w:rPr>
+              <w:t>35</w:t>
+            </w:r>
+          </w:p>
+        </w:tc>
+        <w:tc>
+          <w:tcPr>
+            <w:tcW w:type="dxa" w:w="1417"/>
+          </w:tcPr>
+          <w:p>
+            <w:pPr>
+              <w:jc w:val="center"/>
+            </w:pPr>
+            <w:r>
+              <w:rPr>
+                <w:sz w:val="20"/>
+              </w:rPr>
+              <w:t>250.4</w:t>
+            </w:r>
+          </w:p>
+        </w:tc>
+        <w:tc>
+          <w:tcPr>
+            <w:tcW w:type="dxa" w:w="1417"/>
+          </w:tcPr>
+          <w:p>
+            <w:pPr>
+              <w:jc w:val="center"/>
+            </w:pPr>
+            <w:r>
+              <w:rPr>
+                <w:sz w:val="20"/>
+              </w:rPr>
+              <w:t>256.0</w:t>
+            </w:r>
+          </w:p>
+        </w:tc>
+        <w:tc>
+          <w:tcPr>
+            <w:tcW w:type="dxa" w:w="1417"/>
+          </w:tcPr>
+          <w:p>
+            <w:pPr>
+              <w:jc w:val="center"/>
+            </w:pPr>
+            <w:r>
+              <w:rPr>
+                <w:sz w:val="20"/>
+              </w:rPr>
+              <w:t>5.6</w:t>
+            </w:r>
+          </w:p>
+        </w:tc>
+        <w:tc>
+          <w:tcPr>
+            <w:tcW w:type="dxa" w:w="1417"/>
+          </w:tcPr>
+          <w:p>
+            <w:pPr>
+              <w:jc w:val="center"/>
+            </w:pPr>
+            <w:r>
+              <w:rPr>
+                <w:sz w:val="20"/>
+              </w:rPr>
+              <w:t>2.236</w:t>
+            </w:r>
+          </w:p>
+        </w:tc>
+        <w:tc>
+          <w:tcPr>
+            <w:tcW w:type="dxa" w:w="1417"/>
+          </w:tcPr>
+          <w:p>
+            <w:pPr>
+              <w:jc w:val="center"/>
+            </w:pPr>
+            <w:r>
+              <w:rPr>
+                <w:sz w:val="20"/>
+              </w:rPr>
+              <w:t>pass</w:t>
+            </w:r>
+          </w:p>
+        </w:tc>
+      </w:tr>
+      <w:tr>
+        <w:tc>
+          <w:tcPr>
+            <w:tcW w:type="dxa" w:w="1417"/>
+          </w:tcPr>
+          <w:p>
+            <w:pPr>
+              <w:jc w:val="center"/>
+            </w:pPr>
+            <w:r>
+              <w:rPr>
+                <w:sz w:val="20"/>
+              </w:rPr>
+              <w:t>33</w:t>
+            </w:r>
+          </w:p>
+        </w:tc>
+        <w:tc>
+          <w:tcPr>
+            <w:tcW w:type="dxa" w:w="1417"/>
+          </w:tcPr>
+          <w:p>
+            <w:pPr>
+              <w:jc w:val="center"/>
+            </w:pPr>
+            <w:r>
+              <w:rPr>
+                <w:sz w:val="20"/>
+              </w:rPr>
+              <w:t>344.1</w:t>
+            </w:r>
+          </w:p>
+        </w:tc>
+        <w:tc>
+          <w:tcPr>
+            <w:tcW w:type="dxa" w:w="1417"/>
+          </w:tcPr>
+          <w:p>
+            <w:pPr>
+              <w:jc w:val="center"/>
+            </w:pPr>
+            <w:r>
+              <w:rPr>
+                <w:sz w:val="20"/>
+              </w:rPr>
+              <w:t>358.0</w:t>
+            </w:r>
+          </w:p>
+        </w:tc>
+        <w:tc>
+          <w:tcPr>
+            <w:tcW w:type="dxa" w:w="1417"/>
+          </w:tcPr>
+          <w:p>
+            <w:pPr>
+              <w:jc w:val="center"/>
+            </w:pPr>
+            <w:r>
+              <w:rPr>
+                <w:sz w:val="20"/>
+              </w:rPr>
+              <w:t>13.9</w:t>
+            </w:r>
+          </w:p>
+        </w:tc>
+        <w:tc>
+          <w:tcPr>
+            <w:tcW w:type="dxa" w:w="1417"/>
+          </w:tcPr>
+          <w:p>
+            <w:pPr>
+              <w:jc w:val="center"/>
+            </w:pPr>
+            <w:r>
+              <w:rPr>
+                <w:sz w:val="20"/>
+              </w:rPr>
+              <w:t>4.04</w:t>
+            </w:r>
+          </w:p>
+        </w:tc>
+        <w:tc>
+          <w:tcPr>
+            <w:tcW w:type="dxa" w:w="1417"/>
+          </w:tcPr>
+          <w:p>
+            <w:pPr>
+              <w:jc w:val="center"/>
+            </w:pPr>
+            <w:r>
+              <w:rPr>
+                <w:sz w:val="20"/>
+              </w:rPr>
+              <w:t>pass</w:t>
+            </w:r>
+          </w:p>
+        </w:tc>
+      </w:tr>
+      <w:tr>
+        <w:tc>
+          <w:tcPr>
+            <w:tcW w:type="dxa" w:w="1417"/>
+          </w:tcPr>
+          <w:p>
+            <w:pPr>
+              <w:jc w:val="center"/>
+            </w:pPr>
+            <w:r>
+              <w:rPr>
+                <w:sz w:val="20"/>
+              </w:rPr>
+              <w:t>10</w:t>
+            </w:r>
+          </w:p>
+        </w:tc>
+        <w:tc>
+          <w:tcPr>
+            <w:tcW w:type="dxa" w:w="1417"/>
+          </w:tcPr>
+          <w:p>
+            <w:pPr>
+              <w:jc w:val="center"/>
+            </w:pPr>
+            <w:r>
+              <w:rPr>
+                <w:sz w:val="20"/>
+              </w:rPr>
+              <w:t>536.5</w:t>
+            </w:r>
+          </w:p>
+        </w:tc>
+        <w:tc>
+          <w:tcPr>
+            <w:tcW w:type="dxa" w:w="1417"/>
+          </w:tcPr>
+          <w:p>
+            <w:pPr>
+              <w:jc w:val="center"/>
+            </w:pPr>
+            <w:r>
+              <w:rPr>
+                <w:sz w:val="20"/>
+              </w:rPr>
+              <w:t>509.0</w:t>
+            </w:r>
+          </w:p>
+        </w:tc>
+        <w:tc>
+          <w:tcPr>
+            <w:tcW w:type="dxa" w:w="1417"/>
+          </w:tcPr>
+          <w:p>
+            <w:pPr>
+              <w:jc w:val="center"/>
+            </w:pPr>
+            <w:r>
+              <w:rPr>
+                <w:sz w:val="20"/>
+              </w:rPr>
+              <w:t>-27.5</w:t>
+            </w:r>
+          </w:p>
+        </w:tc>
+        <w:tc>
+          <w:tcPr>
+            <w:tcW w:type="dxa" w:w="1417"/>
+          </w:tcPr>
+          <w:p>
+            <w:pPr>
+              <w:jc w:val="center"/>
+            </w:pPr>
+            <w:r>
+              <w:rPr>
+                <w:sz w:val="20"/>
+              </w:rPr>
+              <w:t>-5.126</w:t>
+            </w:r>
+          </w:p>
+        </w:tc>
+        <w:tc>
+          <w:tcPr>
+            <w:tcW w:type="dxa" w:w="1417"/>
+          </w:tcPr>
+          <w:p>
+            <w:pPr>
+              <w:jc w:val="center"/>
+            </w:pPr>
+            <w:r>
+              <w:rPr>
+                <w:sz w:val="20"/>
+              </w:rPr>
+              <w:t>pass</w:t>
+            </w:r>
+          </w:p>
+        </w:tc>
+      </w:tr>
+      <w:tr>
+        <w:tc>
+          <w:tcPr>
+            <w:tcW w:type="dxa" w:w="1417"/>
+          </w:tcPr>
+          <w:p>
+            <w:pPr>
+              <w:jc w:val="center"/>
+            </w:pPr>
+            <w:r>
+              <w:rPr>
+                <w:sz w:val="20"/>
+              </w:rPr>
+              <w:t>27</w:t>
+            </w:r>
+          </w:p>
+        </w:tc>
+        <w:tc>
+          <w:tcPr>
+            <w:tcW w:type="dxa" w:w="1417"/>
+          </w:tcPr>
+          <w:p>
+            <w:pPr>
+              <w:jc w:val="center"/>
+            </w:pPr>
+            <w:r>
+              <w:rPr>
+                <w:sz w:val="20"/>
+              </w:rPr>
+              <w:t>636.4</w:t>
+            </w:r>
+          </w:p>
+        </w:tc>
+        <w:tc>
+          <w:tcPr>
+            <w:tcW w:type="dxa" w:w="1417"/>
+          </w:tcPr>
+          <w:p>
+            <w:pPr>
+              <w:jc w:val="center"/>
+            </w:pPr>
+            <w:r>
+              <w:rPr>
+                <w:sz w:val="20"/>
+              </w:rPr>
+              <w:t>674.0</w:t>
+            </w:r>
+          </w:p>
+        </w:tc>
+        <w:tc>
+          <w:tcPr>
+            <w:tcW w:type="dxa" w:w="1417"/>
+          </w:tcPr>
+          <w:p>
+            <w:pPr>
+              <w:jc w:val="center"/>
+            </w:pPr>
+            <w:r>
+              <w:rPr>
+                <w:sz w:val="20"/>
+              </w:rPr>
+              <w:t>37.6</w:t>
+            </w:r>
+          </w:p>
+        </w:tc>
+        <w:tc>
+          <w:tcPr>
+            <w:tcW w:type="dxa" w:w="1417"/>
+          </w:tcPr>
+          <w:p>
+            <w:pPr>
+              <w:jc w:val="center"/>
+            </w:pPr>
+            <w:r>
+              <w:rPr>
+                <w:sz w:val="20"/>
+              </w:rPr>
+              <w:t>5.908</w:t>
+            </w:r>
+          </w:p>
+        </w:tc>
+        <w:tc>
+          <w:tcPr>
+            <w:tcW w:type="dxa" w:w="1417"/>
+          </w:tcPr>
+          <w:p>
+            <w:pPr>
+              <w:jc w:val="center"/>
+            </w:pPr>
+            <w:r>
+              <w:rPr>
+                <w:sz w:val="20"/>
+              </w:rPr>
+              <w:t>pass</w:t>
+            </w:r>
+          </w:p>
+        </w:tc>
+      </w:tr>
+      <w:tr>
+        <w:tc>
+          <w:tcPr>
+            <w:tcW w:type="dxa" w:w="1417"/>
+          </w:tcPr>
+          <w:p>
+            <w:pPr>
+              <w:jc w:val="center"/>
+            </w:pPr>
+            <w:r>
+              <w:rPr>
+                <w:sz w:val="20"/>
+              </w:rPr>
+              <w:t>20</w:t>
+            </w:r>
+          </w:p>
+        </w:tc>
+        <w:tc>
+          <w:tcPr>
+            <w:tcW w:type="dxa" w:w="1417"/>
+          </w:tcPr>
+          <w:p>
+            <w:pPr>
+              <w:jc w:val="center"/>
+            </w:pPr>
+            <w:r>
+              <w:rPr>
+                <w:sz w:val="20"/>
+              </w:rPr>
+              <w:t>713.7</w:t>
+            </w:r>
+          </w:p>
+        </w:tc>
+        <w:tc>
+          <w:tcPr>
+            <w:tcW w:type="dxa" w:w="1417"/>
+          </w:tcPr>
+          <w:p>
+            <w:pPr>
+              <w:jc w:val="center"/>
+            </w:pPr>
+            <w:r>
+              <w:rPr>
+                <w:sz w:val="20"/>
+              </w:rPr>
+              <w:t>733.0</w:t>
+            </w:r>
+          </w:p>
+        </w:tc>
+        <w:tc>
+          <w:tcPr>
+            <w:tcW w:type="dxa" w:w="1417"/>
+          </w:tcPr>
+          <w:p>
+            <w:pPr>
+              <w:jc w:val="center"/>
+            </w:pPr>
+            <w:r>
+              <w:rPr>
+                <w:sz w:val="20"/>
+              </w:rPr>
+              <w:t>19.3</w:t>
+            </w:r>
+          </w:p>
+        </w:tc>
+        <w:tc>
+          <w:tcPr>
+            <w:tcW w:type="dxa" w:w="1417"/>
+          </w:tcPr>
+          <w:p>
+            <w:pPr>
+              <w:jc w:val="center"/>
+            </w:pPr>
+            <w:r>
+              <w:rPr>
+                <w:sz w:val="20"/>
+              </w:rPr>
+              <w:t>2.704</w:t>
+            </w:r>
+          </w:p>
+        </w:tc>
+        <w:tc>
+          <w:tcPr>
+            <w:tcW w:type="dxa" w:w="1417"/>
+          </w:tcPr>
+          <w:p>
+            <w:pPr>
+              <w:jc w:val="center"/>
+            </w:pPr>
+            <w:r>
+              <w:rPr>
+                <w:sz w:val="20"/>
+              </w:rPr>
+              <w:t>pass</w:t>
+            </w:r>
+          </w:p>
+        </w:tc>
+      </w:tr>
+      <w:tr>
+        <w:tc>
+          <w:tcPr>
+            <w:tcW w:type="dxa" w:w="1417"/>
+          </w:tcPr>
+          <w:p>
+            <w:pPr>
+              <w:jc w:val="center"/>
+            </w:pPr>
+            <w:r>
+              <w:rPr>
+                <w:sz w:val="20"/>
+              </w:rPr>
+              <w:t>24</w:t>
+            </w:r>
+          </w:p>
+        </w:tc>
+        <w:tc>
+          <w:tcPr>
+            <w:tcW w:type="dxa" w:w="1417"/>
+          </w:tcPr>
+          <w:p>
+            <w:pPr>
+              <w:jc w:val="center"/>
+            </w:pPr>
+            <w:r>
+              <w:rPr>
+                <w:sz w:val="20"/>
+              </w:rPr>
+              <w:t>733.1</w:t>
+            </w:r>
+          </w:p>
+        </w:tc>
+        <w:tc>
+          <w:tcPr>
+            <w:tcW w:type="dxa" w:w="1417"/>
+          </w:tcPr>
+          <w:p>
+            <w:pPr>
+              <w:jc w:val="center"/>
+            </w:pPr>
+            <w:r>
+              <w:rPr>
+                <w:sz w:val="20"/>
+              </w:rPr>
+              <w:t>629.0</w:t>
+            </w:r>
+          </w:p>
+        </w:tc>
+        <w:tc>
+          <w:tcPr>
+            <w:tcW w:type="dxa" w:w="1417"/>
+          </w:tcPr>
+          <w:p>
+            <w:pPr>
+              <w:jc w:val="center"/>
+            </w:pPr>
+            <w:r>
+              <w:rPr>
+                <w:sz w:val="20"/>
+              </w:rPr>
+              <w:t>-104.1</w:t>
+            </w:r>
+          </w:p>
+        </w:tc>
+        <w:tc>
+          <w:tcPr>
+            <w:tcW w:type="dxa" w:w="1417"/>
+          </w:tcPr>
+          <w:p>
+            <w:pPr>
+              <w:jc w:val="center"/>
+            </w:pPr>
+            <w:r>
+              <w:rPr>
+                <w:sz w:val="20"/>
+              </w:rPr>
+              <w:t>-14.2</w:t>
+            </w:r>
+          </w:p>
+        </w:tc>
+        <w:tc>
+          <w:tcPr>
+            <w:tcW w:type="dxa" w:w="1417"/>
+          </w:tcPr>
+          <w:p>
+            <w:pPr>
+              <w:jc w:val="center"/>
+            </w:pPr>
+            <w:r>
+              <w:rPr>
+                <w:sz w:val="20"/>
+              </w:rPr>
+              <w:t>pass</w:t>
+            </w:r>
+          </w:p>
+        </w:tc>
+      </w:tr>
+      <w:tr>
+        <w:tc>
+          <w:tcPr>
+            <w:tcW w:type="dxa" w:w="1417"/>
+          </w:tcPr>
+          <w:p>
+            <w:pPr>
+              <w:jc w:val="center"/>
+            </w:pPr>
+            <w:r>
+              <w:rPr>
+                <w:sz w:val="20"/>
+              </w:rPr>
+              <w:t>38</w:t>
+            </w:r>
+          </w:p>
+        </w:tc>
+        <w:tc>
+          <w:tcPr>
+            <w:tcW w:type="dxa" w:w="1417"/>
+          </w:tcPr>
+          <w:p>
+            <w:pPr>
+              <w:jc w:val="center"/>
+            </w:pPr>
+            <w:r>
+              <w:rPr>
+                <w:sz w:val="20"/>
+              </w:rPr>
+              <w:t>787.1</w:t>
+            </w:r>
+          </w:p>
+        </w:tc>
+        <w:tc>
+          <w:tcPr>
+            <w:tcW w:type="dxa" w:w="1417"/>
+          </w:tcPr>
+          <w:p>
+            <w:pPr>
+              <w:jc w:val="center"/>
+            </w:pPr>
+            <w:r>
+              <w:rPr>
+                <w:sz w:val="20"/>
+              </w:rPr>
+              <w:t>840.0</w:t>
+            </w:r>
+          </w:p>
+        </w:tc>
+        <w:tc>
+          <w:tcPr>
+            <w:tcW w:type="dxa" w:w="1417"/>
+          </w:tcPr>
+          <w:p>
+            <w:pPr>
+              <w:jc w:val="center"/>
+            </w:pPr>
+            <w:r>
+              <w:rPr>
+                <w:sz w:val="20"/>
+              </w:rPr>
+              <w:t>52.9</w:t>
+            </w:r>
+          </w:p>
+        </w:tc>
+        <w:tc>
+          <w:tcPr>
+            <w:tcW w:type="dxa" w:w="1417"/>
+          </w:tcPr>
+          <w:p>
+            <w:pPr>
+              <w:jc w:val="center"/>
+            </w:pPr>
+            <w:r>
+              <w:rPr>
+                <w:sz w:val="20"/>
+              </w:rPr>
+              <w:t>6.721</w:t>
+            </w:r>
+          </w:p>
+        </w:tc>
+        <w:tc>
+          <w:tcPr>
+            <w:tcW w:type="dxa" w:w="1417"/>
+          </w:tcPr>
+          <w:p>
+            <w:pPr>
+              <w:jc w:val="center"/>
+            </w:pPr>
+            <w:r>
+              <w:rPr>
+                <w:sz w:val="20"/>
+              </w:rPr>
+              <w:t>pass</w:t>
+            </w:r>
+          </w:p>
+        </w:tc>
+      </w:tr>
+      <w:tr>
+        <w:tc>
+          <w:tcPr>
+            <w:tcW w:type="dxa" w:w="1417"/>
+          </w:tcPr>
+          <w:p>
+            <w:pPr>
+              <w:jc w:val="center"/>
+            </w:pPr>
+            <w:r>
+              <w:rPr>
+                <w:sz w:val="20"/>
+              </w:rPr>
+              <w:t>22</w:t>
+            </w:r>
+          </w:p>
+        </w:tc>
+        <w:tc>
+          <w:tcPr>
+            <w:tcW w:type="dxa" w:w="1417"/>
+          </w:tcPr>
+          <w:p>
+            <w:pPr>
+              <w:jc w:val="center"/>
+            </w:pPr>
+            <w:r>
+              <w:rPr>
+                <w:sz w:val="20"/>
+              </w:rPr>
+              <w:t>854.3</w:t>
+            </w:r>
+          </w:p>
+        </w:tc>
+        <w:tc>
+          <w:tcPr>
+            <w:tcW w:type="dxa" w:w="1417"/>
+          </w:tcPr>
+          <w:p>
+            <w:pPr>
+              <w:jc w:val="center"/>
+            </w:pPr>
+            <w:r>
+              <w:rPr>
+                <w:sz w:val="20"/>
+              </w:rPr>
+              <w:t>855.0</w:t>
+            </w:r>
+          </w:p>
+        </w:tc>
+        <w:tc>
+          <w:tcPr>
+            <w:tcW w:type="dxa" w:w="1417"/>
+          </w:tcPr>
+          <w:p>
+            <w:pPr>
+              <w:jc w:val="center"/>
+            </w:pPr>
+            <w:r>
+              <w:rPr>
+                <w:sz w:val="20"/>
+              </w:rPr>
+              <w:t>0.7</w:t>
+            </w:r>
+          </w:p>
+        </w:tc>
+        <w:tc>
+          <w:tcPr>
+            <w:tcW w:type="dxa" w:w="1417"/>
+          </w:tcPr>
+          <w:p>
+            <w:pPr>
+              <w:jc w:val="center"/>
+            </w:pPr>
+            <w:r>
+              <w:rPr>
+                <w:sz w:val="20"/>
+              </w:rPr>
+              <w:t>0.082</w:t>
+            </w:r>
+          </w:p>
+        </w:tc>
+        <w:tc>
+          <w:tcPr>
+            <w:tcW w:type="dxa" w:w="1417"/>
+          </w:tcPr>
+          <w:p>
+            <w:pPr>
+              <w:jc w:val="center"/>
+            </w:pPr>
+            <w:r>
+              <w:rPr>
+                <w:sz w:val="20"/>
+              </w:rPr>
+              <w:t>pass</w:t>
+            </w:r>
+          </w:p>
+        </w:tc>
+      </w:tr>
+      <w:tr>
+        <w:tc>
+          <w:tcPr>
+            <w:tcW w:type="dxa" w:w="1417"/>
+          </w:tcPr>
+          <w:p>
+            <w:pPr>
+              <w:jc w:val="center"/>
+            </w:pPr>
+            <w:r>
+              <w:rPr>
+                <w:sz w:val="20"/>
+              </w:rPr>
+              <w:t>1</w:t>
+            </w:r>
+          </w:p>
+        </w:tc>
+        <w:tc>
+          <w:tcPr>
+            <w:tcW w:type="dxa" w:w="1417"/>
+          </w:tcPr>
+          <w:p>
+            <w:pPr>
+              <w:jc w:val="center"/>
+            </w:pPr>
+            <w:r>
+              <w:rPr>
+                <w:sz w:val="20"/>
+              </w:rPr>
+              <w:t>855.2</w:t>
+            </w:r>
+          </w:p>
+        </w:tc>
+        <w:tc>
+          <w:tcPr>
+            <w:tcW w:type="dxa" w:w="1417"/>
+          </w:tcPr>
+          <w:p>
+            <w:pPr>
+              <w:jc w:val="center"/>
+            </w:pPr>
+            <w:r>
+              <w:rPr>
+                <w:sz w:val="20"/>
+              </w:rPr>
+              <w:t>881.0</w:t>
+            </w:r>
+          </w:p>
+        </w:tc>
+        <w:tc>
+          <w:tcPr>
+            <w:tcW w:type="dxa" w:w="1417"/>
+          </w:tcPr>
+          <w:p>
+            <w:pPr>
+              <w:jc w:val="center"/>
+            </w:pPr>
+            <w:r>
+              <w:rPr>
+                <w:sz w:val="20"/>
+              </w:rPr>
+              <w:t>25.8</w:t>
+            </w:r>
+          </w:p>
+        </w:tc>
+        <w:tc>
+          <w:tcPr>
+            <w:tcW w:type="dxa" w:w="1417"/>
+          </w:tcPr>
+          <w:p>
+            <w:pPr>
+              <w:jc w:val="center"/>
+            </w:pPr>
+            <w:r>
+              <w:rPr>
+                <w:sz w:val="20"/>
+              </w:rPr>
+              <w:t>3.017</w:t>
+            </w:r>
+          </w:p>
+        </w:tc>
+        <w:tc>
+          <w:tcPr>
+            <w:tcW w:type="dxa" w:w="1417"/>
+          </w:tcPr>
+          <w:p>
+            <w:pPr>
+              <w:jc w:val="center"/>
+            </w:pPr>
+            <w:r>
+              <w:rPr>
+                <w:sz w:val="20"/>
+              </w:rPr>
+              <w:t>pass</w:t>
+            </w:r>
+          </w:p>
+        </w:tc>
+      </w:tr>
+      <w:tr>
+        <w:tc>
+          <w:tcPr>
+            <w:tcW w:type="dxa" w:w="1417"/>
+          </w:tcPr>
+          <w:p>
+            <w:pPr>
+              <w:jc w:val="center"/>
+            </w:pPr>
+            <w:r>
+              <w:rPr>
+                <w:sz w:val="20"/>
+              </w:rPr>
+              <w:t>36</w:t>
+            </w:r>
+          </w:p>
+        </w:tc>
+        <w:tc>
+          <w:tcPr>
+            <w:tcW w:type="dxa" w:w="1417"/>
+          </w:tcPr>
+          <w:p>
+            <w:pPr>
+              <w:jc w:val="center"/>
+            </w:pPr>
+            <w:r>
+              <w:rPr>
+                <w:sz w:val="20"/>
+              </w:rPr>
+              <w:t>1002.4</w:t>
+            </w:r>
+          </w:p>
+        </w:tc>
+        <w:tc>
+          <w:tcPr>
+            <w:tcW w:type="dxa" w:w="1417"/>
+          </w:tcPr>
+          <w:p>
+            <w:pPr>
+              <w:jc w:val="center"/>
+            </w:pPr>
+            <w:r>
+              <w:rPr>
+                <w:sz w:val="20"/>
+              </w:rPr>
+              <w:t>1100.0</w:t>
+            </w:r>
+          </w:p>
+        </w:tc>
+        <w:tc>
+          <w:tcPr>
+            <w:tcW w:type="dxa" w:w="1417"/>
+          </w:tcPr>
+          <w:p>
+            <w:pPr>
+              <w:jc w:val="center"/>
+            </w:pPr>
+            <w:r>
+              <w:rPr>
+                <w:sz w:val="20"/>
+              </w:rPr>
+              <w:t>97.6</w:t>
+            </w:r>
+          </w:p>
+        </w:tc>
+        <w:tc>
+          <w:tcPr>
+            <w:tcW w:type="dxa" w:w="1417"/>
+          </w:tcPr>
+          <w:p>
+            <w:pPr>
+              <w:jc w:val="center"/>
+            </w:pPr>
+            <w:r>
+              <w:rPr>
+                <w:sz w:val="20"/>
+              </w:rPr>
+              <w:t>9.737</w:t>
+            </w:r>
+          </w:p>
+        </w:tc>
+        <w:tc>
+          <w:tcPr>
+            <w:tcW w:type="dxa" w:w="1417"/>
+          </w:tcPr>
+          <w:p>
+            <w:pPr>
+              <w:jc w:val="center"/>
+            </w:pPr>
+            <w:r>
+              <w:rPr>
+                <w:sz w:val="20"/>
+              </w:rPr>
+              <w:t>pass</w:t>
+            </w:r>
+          </w:p>
+        </w:tc>
+      </w:tr>
+      <w:tr>
+        <w:tc>
+          <w:tcPr>
+            <w:tcW w:type="dxa" w:w="1417"/>
+          </w:tcPr>
+          <w:p>
+            <w:pPr>
+              <w:jc w:val="center"/>
+            </w:pPr>
+            <w:r>
+              <w:rPr>
+                <w:sz w:val="20"/>
+              </w:rPr>
+              <w:t>23</w:t>
+            </w:r>
+          </w:p>
+        </w:tc>
+        <w:tc>
+          <w:tcPr>
+            <w:tcW w:type="dxa" w:w="1417"/>
+          </w:tcPr>
+          <w:p>
+            <w:pPr>
+              <w:jc w:val="center"/>
+            </w:pPr>
+            <w:r>
+              <w:rPr>
+                <w:sz w:val="20"/>
+              </w:rPr>
+              <w:t>1080.1</w:t>
+            </w:r>
+          </w:p>
+        </w:tc>
+        <w:tc>
+          <w:tcPr>
+            <w:tcW w:type="dxa" w:w="1417"/>
+          </w:tcPr>
+          <w:p>
+            <w:pPr>
+              <w:jc w:val="center"/>
+            </w:pPr>
+            <w:r>
+              <w:rPr>
+                <w:sz w:val="20"/>
+              </w:rPr>
+              <w:t>1240.0</w:t>
+            </w:r>
+          </w:p>
+        </w:tc>
+        <w:tc>
+          <w:tcPr>
+            <w:tcW w:type="dxa" w:w="1417"/>
+          </w:tcPr>
+          <w:p>
+            <w:pPr>
+              <w:jc w:val="center"/>
+            </w:pPr>
+            <w:r>
+              <w:rPr>
+                <w:sz w:val="20"/>
+              </w:rPr>
+              <w:t>159.9</w:t>
+            </w:r>
+          </w:p>
+        </w:tc>
+        <w:tc>
+          <w:tcPr>
+            <w:tcW w:type="dxa" w:w="1417"/>
+          </w:tcPr>
+          <w:p>
+            <w:pPr>
+              <w:jc w:val="center"/>
+            </w:pPr>
+            <w:r>
+              <w:rPr>
+                <w:sz w:val="20"/>
+              </w:rPr>
+              <w:t>14.804</w:t>
+            </w:r>
+          </w:p>
+        </w:tc>
+        <w:tc>
+          <w:tcPr>
+            <w:tcW w:type="dxa" w:w="1417"/>
+          </w:tcPr>
+          <w:p>
+            <w:pPr>
+              <w:jc w:val="center"/>
+            </w:pPr>
+            <w:r>
+              <w:rPr>
+                <w:sz w:val="20"/>
+              </w:rPr>
+              <w:t>pass</w:t>
+            </w:r>
+          </w:p>
+        </w:tc>
+      </w:tr>
+      <w:tr>
+        <w:tc>
+          <w:tcPr>
+            <w:tcW w:type="dxa" w:w="1417"/>
+          </w:tcPr>
+          <w:p>
+            <w:pPr>
+              <w:jc w:val="center"/>
+            </w:pPr>
+            <w:r>
+              <w:rPr>
+                <w:sz w:val="20"/>
+              </w:rPr>
+              <w:t>0</w:t>
+            </w:r>
+          </w:p>
+        </w:tc>
+        <w:tc>
+          <w:tcPr>
+            <w:tcW w:type="dxa" w:w="1417"/>
+          </w:tcPr>
+          <w:p>
+            <w:pPr>
+              <w:jc w:val="center"/>
+            </w:pPr>
+            <w:r>
+              <w:rPr>
+                <w:sz w:val="20"/>
+              </w:rPr>
+              <w:t>1485.1</w:t>
+            </w:r>
+          </w:p>
+        </w:tc>
+        <w:tc>
+          <w:tcPr>
+            <w:tcW w:type="dxa" w:w="1417"/>
+          </w:tcPr>
+          <w:p>
+            <w:pPr>
+              <w:jc w:val="center"/>
+            </w:pPr>
+            <w:r>
+              <w:rPr>
+                <w:sz w:val="20"/>
+              </w:rPr>
+              <w:t>1710.0</w:t>
+            </w:r>
+          </w:p>
+        </w:tc>
+        <w:tc>
+          <w:tcPr>
+            <w:tcW w:type="dxa" w:w="1417"/>
+          </w:tcPr>
+          <w:p>
+            <w:pPr>
+              <w:jc w:val="center"/>
+            </w:pPr>
+            <w:r>
+              <w:rPr>
+                <w:sz w:val="20"/>
+              </w:rPr>
+              <w:t>224.9</w:t>
+            </w:r>
+          </w:p>
+        </w:tc>
+        <w:tc>
+          <w:tcPr>
+            <w:tcW w:type="dxa" w:w="1417"/>
+          </w:tcPr>
+          <w:p>
+            <w:pPr>
+              <w:jc w:val="center"/>
+            </w:pPr>
+            <w:r>
+              <w:rPr>
+                <w:sz w:val="20"/>
+              </w:rPr>
+              <w:t>15.144</w:t>
+            </w:r>
+          </w:p>
+        </w:tc>
+        <w:tc>
+          <w:tcPr>
+            <w:tcW w:type="dxa" w:w="1417"/>
+          </w:tcPr>
+          <w:p>
+            <w:pPr>
+              <w:jc w:val="center"/>
+            </w:pPr>
+            <w:r>
+              <w:rPr>
+                <w:sz w:val="20"/>
+              </w:rPr>
+              <w:t>**FAIL**</w:t>
+            </w:r>
+          </w:p>
+        </w:tc>
+      </w:tr>
+      <w:tr>
+        <w:tc>
+          <w:tcPr>
+            <w:tcW w:type="dxa" w:w="1417"/>
+          </w:tcPr>
+          <w:p>
+            <w:pPr>
+              <w:jc w:val="center"/>
+            </w:pPr>
+            <w:r>
+              <w:rPr>
+                <w:sz w:val="20"/>
+              </w:rPr>
+              <w:t>21</w:t>
+            </w:r>
+          </w:p>
+        </w:tc>
+        <w:tc>
+          <w:tcPr>
+            <w:tcW w:type="dxa" w:w="1417"/>
+          </w:tcPr>
+          <w:p>
+            <w:pPr>
+              <w:jc w:val="center"/>
+            </w:pPr>
+            <w:r>
+              <w:rPr>
+                <w:sz w:val="20"/>
+              </w:rPr>
+              <w:t>1503.3</w:t>
+            </w:r>
+          </w:p>
+        </w:tc>
+        <w:tc>
+          <w:tcPr>
+            <w:tcW w:type="dxa" w:w="1417"/>
+          </w:tcPr>
+          <w:p>
+            <w:pPr>
+              <w:jc w:val="center"/>
+            </w:pPr>
+            <w:r>
+              <w:rPr>
+                <w:sz w:val="20"/>
+              </w:rPr>
+              <w:t>1640.0</w:t>
+            </w:r>
+          </w:p>
+        </w:tc>
+        <w:tc>
+          <w:tcPr>
+            <w:tcW w:type="dxa" w:w="1417"/>
+          </w:tcPr>
+          <w:p>
+            <w:pPr>
+              <w:jc w:val="center"/>
+            </w:pPr>
+            <w:r>
+              <w:rPr>
+                <w:sz w:val="20"/>
+              </w:rPr>
+              <w:t>136.7</w:t>
+            </w:r>
+          </w:p>
+        </w:tc>
+        <w:tc>
+          <w:tcPr>
+            <w:tcW w:type="dxa" w:w="1417"/>
+          </w:tcPr>
+          <w:p>
+            <w:pPr>
+              <w:jc w:val="center"/>
+            </w:pPr>
+            <w:r>
+              <w:rPr>
+                <w:sz w:val="20"/>
+              </w:rPr>
+              <w:t>9.093</w:t>
+            </w:r>
+          </w:p>
+        </w:tc>
+        <w:tc>
+          <w:tcPr>
+            <w:tcW w:type="dxa" w:w="1417"/>
+          </w:tcPr>
+          <w:p>
+            <w:pPr>
+              <w:jc w:val="center"/>
+            </w:pPr>
+            <w:r>
+              <w:rPr>
+                <w:sz w:val="20"/>
+              </w:rPr>
+              <w:t>pass</w:t>
+            </w:r>
+          </w:p>
+        </w:tc>
+      </w:tr>
+      <w:tr>
+        <w:tc>
+          <w:tcPr>
+            <w:tcW w:type="dxa" w:w="1417"/>
+          </w:tcPr>
+          <w:p>
+            <w:pPr>
+              <w:jc w:val="center"/>
+            </w:pPr>
+            <w:r>
+              <w:rPr>
+                <w:sz w:val="20"/>
+              </w:rPr>
+              <w:t>26</w:t>
+            </w:r>
+          </w:p>
+        </w:tc>
+        <w:tc>
+          <w:tcPr>
+            <w:tcW w:type="dxa" w:w="1417"/>
+          </w:tcPr>
+          <w:p>
+            <w:pPr>
+              <w:jc w:val="center"/>
+            </w:pPr>
+            <w:r>
+              <w:rPr>
+                <w:sz w:val="20"/>
+              </w:rPr>
+              <w:t>1530.4</w:t>
+            </w:r>
+          </w:p>
+        </w:tc>
+        <w:tc>
+          <w:tcPr>
+            <w:tcW w:type="dxa" w:w="1417"/>
+          </w:tcPr>
+          <w:p>
+            <w:pPr>
+              <w:jc w:val="center"/>
+            </w:pPr>
+            <w:r>
+              <w:rPr>
+                <w:sz w:val="20"/>
+              </w:rPr>
+              <w:t>1520.0</w:t>
+            </w:r>
+          </w:p>
+        </w:tc>
+        <w:tc>
+          <w:tcPr>
+            <w:tcW w:type="dxa" w:w="1417"/>
+          </w:tcPr>
+          <w:p>
+            <w:pPr>
+              <w:jc w:val="center"/>
+            </w:pPr>
+            <w:r>
+              <w:rPr>
+                <w:sz w:val="20"/>
+              </w:rPr>
+              <w:t>-10.4</w:t>
+            </w:r>
+          </w:p>
+        </w:tc>
+        <w:tc>
+          <w:tcPr>
+            <w:tcW w:type="dxa" w:w="1417"/>
+          </w:tcPr>
+          <w:p>
+            <w:pPr>
+              <w:jc w:val="center"/>
+            </w:pPr>
+            <w:r>
+              <w:rPr>
+                <w:sz w:val="20"/>
+              </w:rPr>
+              <w:t>-0.68</w:t>
+            </w:r>
+          </w:p>
+        </w:tc>
+        <w:tc>
+          <w:tcPr>
+            <w:tcW w:type="dxa" w:w="1417"/>
+          </w:tcPr>
+          <w:p>
+            <w:pPr>
+              <w:jc w:val="center"/>
+            </w:pPr>
+            <w:r>
+              <w:rPr>
+                <w:sz w:val="20"/>
+              </w:rPr>
+              <w:t>pass</w:t>
+            </w:r>
+          </w:p>
+        </w:tc>
+      </w:tr>
+      <w:tr>
+        <w:tc>
+          <w:tcPr>
+            <w:tcW w:type="dxa" w:w="1417"/>
+          </w:tcPr>
+          <w:p>
+            <w:pPr>
+              <w:jc w:val="center"/>
+            </w:pPr>
+            <w:r>
+              <w:rPr>
+                <w:sz w:val="20"/>
+              </w:rPr>
+              <w:t>29</w:t>
+            </w:r>
+          </w:p>
+        </w:tc>
+        <w:tc>
+          <w:tcPr>
+            <w:tcW w:type="dxa" w:w="1417"/>
+          </w:tcPr>
+          <w:p>
+            <w:pPr>
+              <w:jc w:val="center"/>
+            </w:pPr>
+            <w:r>
+              <w:rPr>
+                <w:sz w:val="20"/>
+              </w:rPr>
+              <w:t>1600.0</w:t>
+            </w:r>
+          </w:p>
+        </w:tc>
+        <w:tc>
+          <w:tcPr>
+            <w:tcW w:type="dxa" w:w="1417"/>
+          </w:tcPr>
+          <w:p>
+            <w:pPr>
+              <w:jc w:val="center"/>
+            </w:pPr>
+            <w:r>
+              <w:rPr>
+                <w:sz w:val="20"/>
+              </w:rPr>
+              <w:t>1780.0</w:t>
+            </w:r>
+          </w:p>
+        </w:tc>
+        <w:tc>
+          <w:tcPr>
+            <w:tcW w:type="dxa" w:w="1417"/>
+          </w:tcPr>
+          <w:p>
+            <w:pPr>
+              <w:jc w:val="center"/>
+            </w:pPr>
+            <w:r>
+              <w:rPr>
+                <w:sz w:val="20"/>
+              </w:rPr>
+              <w:t>180.0</w:t>
+            </w:r>
+          </w:p>
+        </w:tc>
+        <w:tc>
+          <w:tcPr>
+            <w:tcW w:type="dxa" w:w="1417"/>
+          </w:tcPr>
+          <w:p>
+            <w:pPr>
+              <w:jc w:val="center"/>
+            </w:pPr>
+            <w:r>
+              <w:rPr>
+                <w:sz w:val="20"/>
+              </w:rPr>
+              <w:t>11.25</w:t>
+            </w:r>
+          </w:p>
+        </w:tc>
+        <w:tc>
+          <w:tcPr>
+            <w:tcW w:type="dxa" w:w="1417"/>
+          </w:tcPr>
+          <w:p>
+            <w:pPr>
+              <w:jc w:val="center"/>
+            </w:pPr>
+            <w:r>
+              <w:rPr>
+                <w:sz w:val="20"/>
+              </w:rPr>
+              <w:t>pass</w:t>
+            </w:r>
+          </w:p>
+        </w:tc>
+      </w:tr>
+      <w:tr>
+        <w:tc>
+          <w:tcPr>
+            <w:tcW w:type="dxa" w:w="1417"/>
+          </w:tcPr>
+          <w:p>
+            <w:pPr>
+              <w:jc w:val="center"/>
+            </w:pPr>
+            <w:r>
+              <w:rPr>
+                <w:sz w:val="20"/>
+              </w:rPr>
+              <w:t>12</w:t>
+            </w:r>
+          </w:p>
+        </w:tc>
+        <w:tc>
+          <w:tcPr>
+            <w:tcW w:type="dxa" w:w="1417"/>
+          </w:tcPr>
+          <w:p>
+            <w:pPr>
+              <w:jc w:val="center"/>
+            </w:pPr>
+            <w:r>
+              <w:rPr>
+                <w:sz w:val="20"/>
+              </w:rPr>
+              <w:t>1658.9</w:t>
+            </w:r>
+          </w:p>
+        </w:tc>
+        <w:tc>
+          <w:tcPr>
+            <w:tcW w:type="dxa" w:w="1417"/>
+          </w:tcPr>
+          <w:p>
+            <w:pPr>
+              <w:jc w:val="center"/>
+            </w:pPr>
+            <w:r>
+              <w:rPr>
+                <w:sz w:val="20"/>
+              </w:rPr>
+              <w:t>1860.0</w:t>
+            </w:r>
+          </w:p>
+        </w:tc>
+        <w:tc>
+          <w:tcPr>
+            <w:tcW w:type="dxa" w:w="1417"/>
+          </w:tcPr>
+          <w:p>
+            <w:pPr>
+              <w:jc w:val="center"/>
+            </w:pPr>
+            <w:r>
+              <w:rPr>
+                <w:sz w:val="20"/>
+              </w:rPr>
+              <w:t>201.1</w:t>
+            </w:r>
+          </w:p>
+        </w:tc>
+        <w:tc>
+          <w:tcPr>
+            <w:tcW w:type="dxa" w:w="1417"/>
+          </w:tcPr>
+          <w:p>
+            <w:pPr>
+              <w:jc w:val="center"/>
+            </w:pPr>
+            <w:r>
+              <w:rPr>
+                <w:sz w:val="20"/>
+              </w:rPr>
+              <w:t>12.122</w:t>
+            </w:r>
+          </w:p>
+        </w:tc>
+        <w:tc>
+          <w:tcPr>
+            <w:tcW w:type="dxa" w:w="1417"/>
+          </w:tcPr>
+          <w:p>
+            <w:pPr>
+              <w:jc w:val="center"/>
+            </w:pPr>
+            <w:r>
+              <w:rPr>
+                <w:sz w:val="20"/>
+              </w:rPr>
+              <w:t>pass</w:t>
+            </w:r>
+          </w:p>
+        </w:tc>
+      </w:tr>
+      <w:tr>
+        <w:tc>
+          <w:tcPr>
+            <w:tcW w:type="dxa" w:w="1417"/>
+          </w:tcPr>
+          <w:p>
+            <w:pPr>
+              <w:jc w:val="center"/>
+            </w:pPr>
+            <w:r>
+              <w:rPr>
+                <w:sz w:val="20"/>
+              </w:rPr>
+              <w:t>9</w:t>
+            </w:r>
+          </w:p>
+        </w:tc>
+        <w:tc>
+          <w:tcPr>
+            <w:tcW w:type="dxa" w:w="1417"/>
+          </w:tcPr>
+          <w:p>
+            <w:pPr>
+              <w:jc w:val="center"/>
+            </w:pPr>
+            <w:r>
+              <w:rPr>
+                <w:sz w:val="20"/>
+              </w:rPr>
+              <w:t>2050.8</w:t>
+            </w:r>
+          </w:p>
+        </w:tc>
+        <w:tc>
+          <w:tcPr>
+            <w:tcW w:type="dxa" w:w="1417"/>
+          </w:tcPr>
+          <w:p>
+            <w:pPr>
+              <w:jc w:val="center"/>
+            </w:pPr>
+            <w:r>
+              <w:rPr>
+                <w:sz w:val="20"/>
+              </w:rPr>
+              <w:t>2310.0</w:t>
+            </w:r>
+          </w:p>
+        </w:tc>
+        <w:tc>
+          <w:tcPr>
+            <w:tcW w:type="dxa" w:w="1417"/>
+          </w:tcPr>
+          <w:p>
+            <w:pPr>
+              <w:jc w:val="center"/>
+            </w:pPr>
+            <w:r>
+              <w:rPr>
+                <w:sz w:val="20"/>
+              </w:rPr>
+              <w:t>259.2</w:t>
+            </w:r>
+          </w:p>
+        </w:tc>
+        <w:tc>
+          <w:tcPr>
+            <w:tcW w:type="dxa" w:w="1417"/>
+          </w:tcPr>
+          <w:p>
+            <w:pPr>
+              <w:jc w:val="center"/>
+            </w:pPr>
+            <w:r>
+              <w:rPr>
+                <w:sz w:val="20"/>
+              </w:rPr>
+              <w:t>12.639</w:t>
+            </w:r>
+          </w:p>
+        </w:tc>
+        <w:tc>
+          <w:tcPr>
+            <w:tcW w:type="dxa" w:w="1417"/>
+          </w:tcPr>
+          <w:p>
+            <w:pPr>
+              <w:jc w:val="center"/>
+            </w:pPr>
+            <w:r>
+              <w:rPr>
+                <w:sz w:val="20"/>
+              </w:rPr>
+              <w:t>pass</w:t>
+            </w:r>
+          </w:p>
+        </w:tc>
+      </w:tr>
+      <w:tr>
+        <w:tc>
+          <w:tcPr>
+            <w:tcW w:type="dxa" w:w="1417"/>
+          </w:tcPr>
+          <w:p>
+            <w:pPr>
+              <w:jc w:val="center"/>
+            </w:pPr>
+            <w:r>
+              <w:rPr>
+                <w:sz w:val="20"/>
+              </w:rPr>
+              <w:t>39</w:t>
+            </w:r>
+          </w:p>
+        </w:tc>
+        <w:tc>
+          <w:tcPr>
+            <w:tcW w:type="dxa" w:w="1417"/>
+          </w:tcPr>
+          <w:p>
+            <w:pPr>
+              <w:jc w:val="center"/>
+            </w:pPr>
+            <w:r>
+              <w:rPr>
+                <w:sz w:val="20"/>
+              </w:rPr>
+              <w:t>2241.8</w:t>
+            </w:r>
+          </w:p>
+        </w:tc>
+        <w:tc>
+          <w:tcPr>
+            <w:tcW w:type="dxa" w:w="1417"/>
+          </w:tcPr>
+          <w:p>
+            <w:pPr>
+              <w:jc w:val="center"/>
+            </w:pPr>
+            <w:r>
+              <w:rPr>
+                <w:sz w:val="20"/>
+              </w:rPr>
+              <w:t>2310.0</w:t>
+            </w:r>
+          </w:p>
+        </w:tc>
+        <w:tc>
+          <w:tcPr>
+            <w:tcW w:type="dxa" w:w="1417"/>
+          </w:tcPr>
+          <w:p>
+            <w:pPr>
+              <w:jc w:val="center"/>
+            </w:pPr>
+            <w:r>
+              <w:rPr>
+                <w:sz w:val="20"/>
+              </w:rPr>
+              <w:t>68.2</w:t>
+            </w:r>
+          </w:p>
+        </w:tc>
+        <w:tc>
+          <w:tcPr>
+            <w:tcW w:type="dxa" w:w="1417"/>
+          </w:tcPr>
+          <w:p>
+            <w:pPr>
+              <w:jc w:val="center"/>
+            </w:pPr>
+            <w:r>
+              <w:rPr>
+                <w:sz w:val="20"/>
+              </w:rPr>
+              <w:t>3.042</w:t>
+            </w:r>
+          </w:p>
+        </w:tc>
+        <w:tc>
+          <w:tcPr>
+            <w:tcW w:type="dxa" w:w="1417"/>
+          </w:tcPr>
+          <w:p>
+            <w:pPr>
+              <w:jc w:val="center"/>
+            </w:pPr>
+            <w:r>
+              <w:rPr>
+                <w:sz w:val="20"/>
+              </w:rPr>
+              <w:t>pass</w:t>
+            </w:r>
+          </w:p>
+        </w:tc>
+      </w:tr>
+      <w:tr>
+        <w:tc>
+          <w:tcPr>
+            <w:tcW w:type="dxa" w:w="1417"/>
+          </w:tcPr>
+          <w:p>
+            <w:pPr>
+              <w:jc w:val="center"/>
+            </w:pPr>
+            <w:r>
+              <w:rPr>
+                <w:sz w:val="20"/>
+              </w:rPr>
+              <w:t>19</w:t>
+            </w:r>
+          </w:p>
+        </w:tc>
+        <w:tc>
+          <w:tcPr>
+            <w:tcW w:type="dxa" w:w="1417"/>
+          </w:tcPr>
+          <w:p>
+            <w:pPr>
+              <w:jc w:val="center"/>
+            </w:pPr>
+            <w:r>
+              <w:rPr>
+                <w:sz w:val="20"/>
+              </w:rPr>
+              <w:t>2264.7</w:t>
+            </w:r>
+          </w:p>
+        </w:tc>
+        <w:tc>
+          <w:tcPr>
+            <w:tcW w:type="dxa" w:w="1417"/>
+          </w:tcPr>
+          <w:p>
+            <w:pPr>
+              <w:jc w:val="center"/>
+            </w:pPr>
+            <w:r>
+              <w:rPr>
+                <w:sz w:val="20"/>
+              </w:rPr>
+              <w:t>2580.0</w:t>
+            </w:r>
+          </w:p>
+        </w:tc>
+        <w:tc>
+          <w:tcPr>
+            <w:tcW w:type="dxa" w:w="1417"/>
+          </w:tcPr>
+          <w:p>
+            <w:pPr>
+              <w:jc w:val="center"/>
+            </w:pPr>
+            <w:r>
+              <w:rPr>
+                <w:sz w:val="20"/>
+              </w:rPr>
+              <w:t>315.3</w:t>
+            </w:r>
+          </w:p>
+        </w:tc>
+        <w:tc>
+          <w:tcPr>
+            <w:tcW w:type="dxa" w:w="1417"/>
+          </w:tcPr>
+          <w:p>
+            <w:pPr>
+              <w:jc w:val="center"/>
+            </w:pPr>
+            <w:r>
+              <w:rPr>
+                <w:sz w:val="20"/>
+              </w:rPr>
+              <w:t>13.922</w:t>
+            </w:r>
+          </w:p>
+        </w:tc>
+        <w:tc>
+          <w:tcPr>
+            <w:tcW w:type="dxa" w:w="1417"/>
+          </w:tcPr>
+          <w:p>
+            <w:pPr>
+              <w:jc w:val="center"/>
+            </w:pPr>
+            <w:r>
+              <w:rPr>
+                <w:sz w:val="20"/>
+              </w:rPr>
+              <w:t>pass</w:t>
+            </w:r>
+          </w:p>
+        </w:tc>
+      </w:tr>
+      <w:tr>
+        <w:tc>
+          <w:tcPr>
+            <w:tcW w:type="dxa" w:w="1417"/>
+          </w:tcPr>
+          <w:p>
+            <w:pPr>
+              <w:jc w:val="center"/>
+            </w:pPr>
+            <w:r>
+              <w:rPr>
+                <w:sz w:val="20"/>
+              </w:rPr>
+              <w:t>7</w:t>
+            </w:r>
+          </w:p>
+        </w:tc>
+        <w:tc>
+          <w:tcPr>
+            <w:tcW w:type="dxa" w:w="1417"/>
+          </w:tcPr>
+          <w:p>
+            <w:pPr>
+              <w:jc w:val="center"/>
+            </w:pPr>
+            <w:r>
+              <w:rPr>
+                <w:sz w:val="20"/>
+              </w:rPr>
+              <w:t>2996.8</w:t>
+            </w:r>
+          </w:p>
+        </w:tc>
+        <w:tc>
+          <w:tcPr>
+            <w:tcW w:type="dxa" w:w="1417"/>
+          </w:tcPr>
+          <w:p>
+            <w:pPr>
+              <w:jc w:val="center"/>
+            </w:pPr>
+            <w:r>
+              <w:rPr>
+                <w:sz w:val="20"/>
+              </w:rPr>
+              <w:t>3150.0</w:t>
+            </w:r>
+          </w:p>
+        </w:tc>
+        <w:tc>
+          <w:tcPr>
+            <w:tcW w:type="dxa" w:w="1417"/>
+          </w:tcPr>
+          <w:p>
+            <w:pPr>
+              <w:jc w:val="center"/>
+            </w:pPr>
+            <w:r>
+              <w:rPr>
+                <w:sz w:val="20"/>
+              </w:rPr>
+              <w:t>153.2</w:t>
+            </w:r>
+          </w:p>
+        </w:tc>
+        <w:tc>
+          <w:tcPr>
+            <w:tcW w:type="dxa" w:w="1417"/>
+          </w:tcPr>
+          <w:p>
+            <w:pPr>
+              <w:jc w:val="center"/>
+            </w:pPr>
+            <w:r>
+              <w:rPr>
+                <w:sz w:val="20"/>
+              </w:rPr>
+              <w:t>5.112</w:t>
+            </w:r>
+          </w:p>
+        </w:tc>
+        <w:tc>
+          <w:tcPr>
+            <w:tcW w:type="dxa" w:w="1417"/>
+          </w:tcPr>
+          <w:p>
+            <w:pPr>
+              <w:jc w:val="center"/>
+            </w:pPr>
+            <w:r>
+              <w:rPr>
+                <w:sz w:val="20"/>
+              </w:rPr>
+              <w:t>pass</w:t>
+            </w:r>
+          </w:p>
+        </w:tc>
+      </w:tr>
+      <w:tr>
+        <w:tc>
+          <w:tcPr>
+            <w:tcW w:type="dxa" w:w="1417"/>
+          </w:tcPr>
+          <w:p>
+            <w:pPr>
+              <w:jc w:val="center"/>
+            </w:pPr>
+            <w:r>
+              <w:rPr>
+                <w:sz w:val="20"/>
+              </w:rPr>
+              <w:t>37</w:t>
+            </w:r>
+          </w:p>
+        </w:tc>
+        <w:tc>
+          <w:tcPr>
+            <w:tcW w:type="dxa" w:w="1417"/>
+          </w:tcPr>
+          <w:p>
+            <w:pPr>
+              <w:jc w:val="center"/>
+            </w:pPr>
+            <w:r>
+              <w:rPr>
+                <w:sz w:val="20"/>
+              </w:rPr>
+              <w:t>3828.3</w:t>
+            </w:r>
+          </w:p>
+        </w:tc>
+        <w:tc>
+          <w:tcPr>
+            <w:tcW w:type="dxa" w:w="1417"/>
+          </w:tcPr>
+          <w:p>
+            <w:pPr>
+              <w:jc w:val="center"/>
+            </w:pPr>
+            <w:r>
+              <w:rPr>
+                <w:sz w:val="20"/>
+              </w:rPr>
+              <w:t>3470.0</w:t>
+            </w:r>
+          </w:p>
+        </w:tc>
+        <w:tc>
+          <w:tcPr>
+            <w:tcW w:type="dxa" w:w="1417"/>
+          </w:tcPr>
+          <w:p>
+            <w:pPr>
+              <w:jc w:val="center"/>
+            </w:pPr>
+            <w:r>
+              <w:rPr>
+                <w:sz w:val="20"/>
+              </w:rPr>
+              <w:t>-358.3</w:t>
+            </w:r>
+          </w:p>
+        </w:tc>
+        <w:tc>
+          <w:tcPr>
+            <w:tcW w:type="dxa" w:w="1417"/>
+          </w:tcPr>
+          <w:p>
+            <w:pPr>
+              <w:jc w:val="center"/>
+            </w:pPr>
+            <w:r>
+              <w:rPr>
+                <w:sz w:val="20"/>
+              </w:rPr>
+              <w:t>-9.359</w:t>
+            </w:r>
+          </w:p>
+        </w:tc>
+        <w:tc>
+          <w:tcPr>
+            <w:tcW w:type="dxa" w:w="1417"/>
+          </w:tcPr>
+          <w:p>
+            <w:pPr>
+              <w:jc w:val="center"/>
+            </w:pPr>
+            <w:r>
+              <w:rPr>
+                <w:sz w:val="20"/>
+              </w:rPr>
+              <w:t>pass</w:t>
+            </w:r>
+          </w:p>
+        </w:tc>
+      </w:tr>
+      <w:tr>
+        <w:tc>
+          <w:tcPr>
+            <w:tcW w:type="dxa" w:w="1417"/>
+          </w:tcPr>
+          <w:p>
+            <w:pPr>
+              <w:jc w:val="center"/>
+            </w:pPr>
+            <w:r>
+              <w:rPr>
+                <w:sz w:val="20"/>
+              </w:rPr>
+              <w:t>15</w:t>
+            </w:r>
+          </w:p>
+        </w:tc>
+        <w:tc>
+          <w:tcPr>
+            <w:tcW w:type="dxa" w:w="1417"/>
+          </w:tcPr>
+          <w:p>
+            <w:pPr>
+              <w:jc w:val="center"/>
+            </w:pPr>
+            <w:r>
+              <w:rPr>
+                <w:sz w:val="20"/>
+              </w:rPr>
+              <w:t>3898.7</w:t>
+            </w:r>
+          </w:p>
+        </w:tc>
+        <w:tc>
+          <w:tcPr>
+            <w:tcW w:type="dxa" w:w="1417"/>
+          </w:tcPr>
+          <w:p>
+            <w:pPr>
+              <w:jc w:val="center"/>
+            </w:pPr>
+            <w:r>
+              <w:rPr>
+                <w:sz w:val="20"/>
+              </w:rPr>
+              <w:t>4250.0</w:t>
+            </w:r>
+          </w:p>
+        </w:tc>
+        <w:tc>
+          <w:tcPr>
+            <w:tcW w:type="dxa" w:w="1417"/>
+          </w:tcPr>
+          <w:p>
+            <w:pPr>
+              <w:jc w:val="center"/>
+            </w:pPr>
+            <w:r>
+              <w:rPr>
+                <w:sz w:val="20"/>
+              </w:rPr>
+              <w:t>351.3</w:t>
+            </w:r>
+          </w:p>
+        </w:tc>
+        <w:tc>
+          <w:tcPr>
+            <w:tcW w:type="dxa" w:w="1417"/>
+          </w:tcPr>
+          <w:p>
+            <w:pPr>
+              <w:jc w:val="center"/>
+            </w:pPr>
+            <w:r>
+              <w:rPr>
+                <w:sz w:val="20"/>
+              </w:rPr>
+              <w:t>9.011</w:t>
+            </w:r>
+          </w:p>
+        </w:tc>
+        <w:tc>
+          <w:tcPr>
+            <w:tcW w:type="dxa" w:w="1417"/>
+          </w:tcPr>
+          <w:p>
+            <w:pPr>
+              <w:jc w:val="center"/>
+            </w:pPr>
+            <w:r>
+              <w:rPr>
+                <w:sz w:val="20"/>
+              </w:rPr>
+              <w:t>pass</w:t>
+            </w:r>
+          </w:p>
+        </w:tc>
+      </w:tr>
+      <w:tr>
+        <w:tc>
+          <w:tcPr>
+            <w:tcW w:type="dxa" w:w="1417"/>
+          </w:tcPr>
+          <w:p>
+            <w:pPr>
+              <w:jc w:val="center"/>
+            </w:pPr>
+            <w:r>
+              <w:rPr>
+                <w:sz w:val="20"/>
+              </w:rPr>
+              <w:t>4</w:t>
+            </w:r>
+          </w:p>
+        </w:tc>
+        <w:tc>
+          <w:tcPr>
+            <w:tcW w:type="dxa" w:w="1417"/>
+          </w:tcPr>
+          <w:p>
+            <w:pPr>
+              <w:jc w:val="center"/>
+            </w:pPr>
+            <w:r>
+              <w:rPr>
+                <w:sz w:val="20"/>
+              </w:rPr>
+              <w:t>4948.7</w:t>
+            </w:r>
+          </w:p>
+        </w:tc>
+        <w:tc>
+          <w:tcPr>
+            <w:tcW w:type="dxa" w:w="1417"/>
+          </w:tcPr>
+          <w:p>
+            <w:pPr>
+              <w:jc w:val="center"/>
+            </w:pPr>
+            <w:r>
+              <w:rPr>
+                <w:sz w:val="20"/>
+              </w:rPr>
+              <w:t>4690.0</w:t>
+            </w:r>
+          </w:p>
+        </w:tc>
+        <w:tc>
+          <w:tcPr>
+            <w:tcW w:type="dxa" w:w="1417"/>
+          </w:tcPr>
+          <w:p>
+            <w:pPr>
+              <w:jc w:val="center"/>
+            </w:pPr>
+            <w:r>
+              <w:rPr>
+                <w:sz w:val="20"/>
+              </w:rPr>
+              <w:t>-258.7</w:t>
+            </w:r>
+          </w:p>
+        </w:tc>
+        <w:tc>
+          <w:tcPr>
+            <w:tcW w:type="dxa" w:w="1417"/>
+          </w:tcPr>
+          <w:p>
+            <w:pPr>
+              <w:jc w:val="center"/>
+            </w:pPr>
+            <w:r>
+              <w:rPr>
+                <w:sz w:val="20"/>
+              </w:rPr>
+              <w:t>-5.228</w:t>
+            </w:r>
+          </w:p>
+        </w:tc>
+        <w:tc>
+          <w:tcPr>
+            <w:tcW w:type="dxa" w:w="1417"/>
+          </w:tcPr>
+          <w:p>
+            <w:pPr>
+              <w:jc w:val="center"/>
+            </w:pPr>
+            <w:r>
+              <w:rPr>
+                <w:sz w:val="20"/>
+              </w:rPr>
+              <w:t>pass</w:t>
+            </w:r>
+          </w:p>
+        </w:tc>
+      </w:tr>
+      <w:tr>
+        <w:tc>
+          <w:tcPr>
+            <w:tcW w:type="dxa" w:w="1417"/>
+          </w:tcPr>
+          <w:p>
+            <w:pPr>
+              <w:jc w:val="center"/>
+            </w:pPr>
+            <w:r>
+              <w:rPr>
+                <w:sz w:val="20"/>
+              </w:rPr>
+              <w:t>11</w:t>
+            </w:r>
+          </w:p>
+        </w:tc>
+        <w:tc>
+          <w:tcPr>
+            <w:tcW w:type="dxa" w:w="1417"/>
+          </w:tcPr>
+          <w:p>
+            <w:pPr>
+              <w:jc w:val="center"/>
+            </w:pPr>
+            <w:r>
+              <w:rPr>
+                <w:sz w:val="20"/>
+              </w:rPr>
+              <w:t>5438.5</w:t>
+            </w:r>
+          </w:p>
+        </w:tc>
+        <w:tc>
+          <w:tcPr>
+            <w:tcW w:type="dxa" w:w="1417"/>
+          </w:tcPr>
+          <w:p>
+            <w:pPr>
+              <w:jc w:val="center"/>
+            </w:pPr>
+            <w:r>
+              <w:rPr>
+                <w:sz w:val="20"/>
+              </w:rPr>
+              <w:t>5890.0</w:t>
+            </w:r>
+          </w:p>
+        </w:tc>
+        <w:tc>
+          <w:tcPr>
+            <w:tcW w:type="dxa" w:w="1417"/>
+          </w:tcPr>
+          <w:p>
+            <w:pPr>
+              <w:jc w:val="center"/>
+            </w:pPr>
+            <w:r>
+              <w:rPr>
+                <w:sz w:val="20"/>
+              </w:rPr>
+              <w:t>451.5</w:t>
+            </w:r>
+          </w:p>
+        </w:tc>
+        <w:tc>
+          <w:tcPr>
+            <w:tcW w:type="dxa" w:w="1417"/>
+          </w:tcPr>
+          <w:p>
+            <w:pPr>
+              <w:jc w:val="center"/>
+            </w:pPr>
+            <w:r>
+              <w:rPr>
+                <w:sz w:val="20"/>
+              </w:rPr>
+              <w:t>8.302</w:t>
+            </w:r>
+          </w:p>
+        </w:tc>
+        <w:tc>
+          <w:tcPr>
+            <w:tcW w:type="dxa" w:w="1417"/>
+          </w:tcPr>
+          <w:p>
+            <w:pPr>
+              <w:jc w:val="center"/>
+            </w:pPr>
+            <w:r>
+              <w:rPr>
+                <w:sz w:val="20"/>
+              </w:rPr>
+              <w:t>pass</w:t>
+            </w:r>
+          </w:p>
+        </w:tc>
+      </w:tr>
+      <w:tr>
+        <w:tc>
+          <w:tcPr>
+            <w:tcW w:type="dxa" w:w="1417"/>
+          </w:tcPr>
+          <w:p>
+            <w:pPr>
+              <w:jc w:val="center"/>
+            </w:pPr>
+            <w:r>
+              <w:rPr>
+                <w:sz w:val="20"/>
+              </w:rPr>
+              <w:t>13</w:t>
+            </w:r>
+          </w:p>
+        </w:tc>
+        <w:tc>
+          <w:tcPr>
+            <w:tcW w:type="dxa" w:w="1417"/>
+          </w:tcPr>
+          <w:p>
+            <w:pPr>
+              <w:jc w:val="center"/>
+            </w:pPr>
+            <w:r>
+              <w:rPr>
+                <w:sz w:val="20"/>
+              </w:rPr>
+              <w:t>5553.2</w:t>
+            </w:r>
+          </w:p>
+        </w:tc>
+        <w:tc>
+          <w:tcPr>
+            <w:tcW w:type="dxa" w:w="1417"/>
+          </w:tcPr>
+          <w:p>
+            <w:pPr>
+              <w:jc w:val="center"/>
+            </w:pPr>
+            <w:r>
+              <w:rPr>
+                <w:sz w:val="20"/>
+              </w:rPr>
+              <w:t>6310.0</w:t>
+            </w:r>
+          </w:p>
+        </w:tc>
+        <w:tc>
+          <w:tcPr>
+            <w:tcW w:type="dxa" w:w="1417"/>
+          </w:tcPr>
+          <w:p>
+            <w:pPr>
+              <w:jc w:val="center"/>
+            </w:pPr>
+            <w:r>
+              <w:rPr>
+                <w:sz w:val="20"/>
+              </w:rPr>
+              <w:t>756.8</w:t>
+            </w:r>
+          </w:p>
+        </w:tc>
+        <w:tc>
+          <w:tcPr>
+            <w:tcW w:type="dxa" w:w="1417"/>
+          </w:tcPr>
+          <w:p>
+            <w:pPr>
+              <w:jc w:val="center"/>
+            </w:pPr>
+            <w:r>
+              <w:rPr>
+                <w:sz w:val="20"/>
+              </w:rPr>
+              <w:t>13.628</w:t>
+            </w:r>
+          </w:p>
+        </w:tc>
+        <w:tc>
+          <w:tcPr>
+            <w:tcW w:type="dxa" w:w="1417"/>
+          </w:tcPr>
+          <w:p>
+            <w:pPr>
+              <w:jc w:val="center"/>
+            </w:pPr>
+            <w:r>
+              <w:rPr>
+                <w:sz w:val="20"/>
+              </w:rPr>
+              <w:t>pass</w:t>
+            </w:r>
+          </w:p>
+        </w:tc>
+      </w:tr>
+      <w:tr>
+        <w:tc>
+          <w:tcPr>
+            <w:tcW w:type="dxa" w:w="1417"/>
+          </w:tcPr>
+          <w:p>
+            <w:pPr>
+              <w:jc w:val="center"/>
+            </w:pPr>
+            <w:r>
+              <w:rPr>
+                <w:sz w:val="20"/>
+              </w:rPr>
+              <w:t>31</w:t>
+            </w:r>
+          </w:p>
+        </w:tc>
+        <w:tc>
+          <w:tcPr>
+            <w:tcW w:type="dxa" w:w="1417"/>
+          </w:tcPr>
+          <w:p>
+            <w:pPr>
+              <w:jc w:val="center"/>
+            </w:pPr>
+            <w:r>
+              <w:rPr>
+                <w:sz w:val="20"/>
+              </w:rPr>
+              <w:t>5672.6</w:t>
+            </w:r>
+          </w:p>
+        </w:tc>
+        <w:tc>
+          <w:tcPr>
+            <w:tcW w:type="dxa" w:w="1417"/>
+          </w:tcPr>
+          <w:p>
+            <w:pPr>
+              <w:jc w:val="center"/>
+            </w:pPr>
+            <w:r>
+              <w:rPr>
+                <w:sz w:val="20"/>
+              </w:rPr>
+              <w:t>5710.0</w:t>
+            </w:r>
+          </w:p>
+        </w:tc>
+        <w:tc>
+          <w:tcPr>
+            <w:tcW w:type="dxa" w:w="1417"/>
+          </w:tcPr>
+          <w:p>
+            <w:pPr>
+              <w:jc w:val="center"/>
+            </w:pPr>
+            <w:r>
+              <w:rPr>
+                <w:sz w:val="20"/>
+              </w:rPr>
+              <w:t>37.4</w:t>
+            </w:r>
+          </w:p>
+        </w:tc>
+        <w:tc>
+          <w:tcPr>
+            <w:tcW w:type="dxa" w:w="1417"/>
+          </w:tcPr>
+          <w:p>
+            <w:pPr>
+              <w:jc w:val="center"/>
+            </w:pPr>
+            <w:r>
+              <w:rPr>
+                <w:sz w:val="20"/>
+              </w:rPr>
+              <w:t>0.659</w:t>
+            </w:r>
+          </w:p>
+        </w:tc>
+        <w:tc>
+          <w:tcPr>
+            <w:tcW w:type="dxa" w:w="1417"/>
+          </w:tcPr>
+          <w:p>
+            <w:pPr>
+              <w:jc w:val="center"/>
+            </w:pPr>
+            <w:r>
+              <w:rPr>
+                <w:sz w:val="20"/>
+              </w:rPr>
+              <w:t>pass</w:t>
+            </w:r>
+          </w:p>
+        </w:tc>
+      </w:tr>
+      <w:tr>
+        <w:tc>
+          <w:tcPr>
+            <w:tcW w:type="dxa" w:w="1417"/>
+          </w:tcPr>
+          <w:p>
+            <w:pPr>
+              <w:jc w:val="center"/>
+            </w:pPr>
+            <w:r>
+              <w:rPr>
+                <w:sz w:val="20"/>
+              </w:rPr>
+              <w:t>8</w:t>
+            </w:r>
+          </w:p>
+        </w:tc>
+        <w:tc>
+          <w:tcPr>
+            <w:tcW w:type="dxa" w:w="1417"/>
+          </w:tcPr>
+          <w:p>
+            <w:pPr>
+              <w:jc w:val="center"/>
+            </w:pPr>
+            <w:r>
+              <w:rPr>
+                <w:sz w:val="20"/>
+              </w:rPr>
+              <w:t>5692.5</w:t>
+            </w:r>
+          </w:p>
+        </w:tc>
+        <w:tc>
+          <w:tcPr>
+            <w:tcW w:type="dxa" w:w="1417"/>
+          </w:tcPr>
+          <w:p>
+            <w:pPr>
+              <w:jc w:val="center"/>
+            </w:pPr>
+            <w:r>
+              <w:rPr>
+                <w:sz w:val="20"/>
+              </w:rPr>
+              <w:t>5910.0</w:t>
+            </w:r>
+          </w:p>
+        </w:tc>
+        <w:tc>
+          <w:tcPr>
+            <w:tcW w:type="dxa" w:w="1417"/>
+          </w:tcPr>
+          <w:p>
+            <w:pPr>
+              <w:jc w:val="center"/>
+            </w:pPr>
+            <w:r>
+              <w:rPr>
+                <w:sz w:val="20"/>
+              </w:rPr>
+              <w:t>217.5</w:t>
+            </w:r>
+          </w:p>
+        </w:tc>
+        <w:tc>
+          <w:tcPr>
+            <w:tcW w:type="dxa" w:w="1417"/>
+          </w:tcPr>
+          <w:p>
+            <w:pPr>
+              <w:jc w:val="center"/>
+            </w:pPr>
+            <w:r>
+              <w:rPr>
+                <w:sz w:val="20"/>
+              </w:rPr>
+              <w:t>3.821</w:t>
+            </w:r>
+          </w:p>
+        </w:tc>
+        <w:tc>
+          <w:tcPr>
+            <w:tcW w:type="dxa" w:w="1417"/>
+          </w:tcPr>
+          <w:p>
+            <w:pPr>
+              <w:jc w:val="center"/>
+            </w:pPr>
+            <w:r>
+              <w:rPr>
+                <w:sz w:val="20"/>
+              </w:rPr>
+              <w:t>pass</w:t>
+            </w:r>
+          </w:p>
+        </w:tc>
+      </w:tr>
+      <w:tr>
+        <w:tc>
+          <w:tcPr>
+            <w:tcW w:type="dxa" w:w="1417"/>
+          </w:tcPr>
+          <w:p>
+            <w:pPr>
+              <w:jc w:val="center"/>
+            </w:pPr>
+            <w:r>
+              <w:rPr>
+                <w:sz w:val="20"/>
+              </w:rPr>
+              <w:t>25</w:t>
+            </w:r>
+          </w:p>
+        </w:tc>
+        <w:tc>
+          <w:tcPr>
+            <w:tcW w:type="dxa" w:w="1417"/>
+          </w:tcPr>
+          <w:p>
+            <w:pPr>
+              <w:jc w:val="center"/>
+            </w:pPr>
+            <w:r>
+              <w:rPr>
+                <w:sz w:val="20"/>
+              </w:rPr>
+              <w:t>5766.2</w:t>
+            </w:r>
+          </w:p>
+        </w:tc>
+        <w:tc>
+          <w:tcPr>
+            <w:tcW w:type="dxa" w:w="1417"/>
+          </w:tcPr>
+          <w:p>
+            <w:pPr>
+              <w:jc w:val="center"/>
+            </w:pPr>
+            <w:r>
+              <w:rPr>
+                <w:sz w:val="20"/>
+              </w:rPr>
+              <w:t>5390.0</w:t>
+            </w:r>
+          </w:p>
+        </w:tc>
+        <w:tc>
+          <w:tcPr>
+            <w:tcW w:type="dxa" w:w="1417"/>
+          </w:tcPr>
+          <w:p>
+            <w:pPr>
+              <w:jc w:val="center"/>
+            </w:pPr>
+            <w:r>
+              <w:rPr>
+                <w:sz w:val="20"/>
+              </w:rPr>
+              <w:t>-376.2</w:t>
+            </w:r>
+          </w:p>
+        </w:tc>
+        <w:tc>
+          <w:tcPr>
+            <w:tcW w:type="dxa" w:w="1417"/>
+          </w:tcPr>
+          <w:p>
+            <w:pPr>
+              <w:jc w:val="center"/>
+            </w:pPr>
+            <w:r>
+              <w:rPr>
+                <w:sz w:val="20"/>
+              </w:rPr>
+              <w:t>-6.524</w:t>
+            </w:r>
+          </w:p>
+        </w:tc>
+        <w:tc>
+          <w:tcPr>
+            <w:tcW w:type="dxa" w:w="1417"/>
+          </w:tcPr>
+          <w:p>
+            <w:pPr>
+              <w:jc w:val="center"/>
+            </w:pPr>
+            <w:r>
+              <w:rPr>
+                <w:sz w:val="20"/>
+              </w:rPr>
+              <w:t>pass</w:t>
+            </w:r>
+          </w:p>
+        </w:tc>
+      </w:tr>
+      <w:tr>
+        <w:tc>
+          <w:tcPr>
+            <w:tcW w:type="dxa" w:w="1417"/>
+          </w:tcPr>
+          <w:p>
+            <w:pPr>
+              <w:jc w:val="center"/>
+            </w:pPr>
+            <w:r>
+              <w:rPr>
+                <w:sz w:val="20"/>
+              </w:rPr>
+              <w:t>32</w:t>
+            </w:r>
+          </w:p>
+        </w:tc>
+        <w:tc>
+          <w:tcPr>
+            <w:tcW w:type="dxa" w:w="1417"/>
+          </w:tcPr>
+          <w:p>
+            <w:pPr>
+              <w:jc w:val="center"/>
+            </w:pPr>
+            <w:r>
+              <w:rPr>
+                <w:sz w:val="20"/>
+              </w:rPr>
+              <w:t>5825.9</w:t>
+            </w:r>
+          </w:p>
+        </w:tc>
+        <w:tc>
+          <w:tcPr>
+            <w:tcW w:type="dxa" w:w="1417"/>
+          </w:tcPr>
+          <w:p>
+            <w:pPr>
+              <w:jc w:val="center"/>
+            </w:pPr>
+            <w:r>
+              <w:rPr>
+                <w:sz w:val="20"/>
+              </w:rPr>
+              <w:t>5630.0</w:t>
+            </w:r>
+          </w:p>
+        </w:tc>
+        <w:tc>
+          <w:tcPr>
+            <w:tcW w:type="dxa" w:w="1417"/>
+          </w:tcPr>
+          <w:p>
+            <w:pPr>
+              <w:jc w:val="center"/>
+            </w:pPr>
+            <w:r>
+              <w:rPr>
+                <w:sz w:val="20"/>
+              </w:rPr>
+              <w:t>-195.9</w:t>
+            </w:r>
+          </w:p>
+        </w:tc>
+        <w:tc>
+          <w:tcPr>
+            <w:tcW w:type="dxa" w:w="1417"/>
+          </w:tcPr>
+          <w:p>
+            <w:pPr>
+              <w:jc w:val="center"/>
+            </w:pPr>
+            <w:r>
+              <w:rPr>
+                <w:sz w:val="20"/>
+              </w:rPr>
+              <w:t>-3.363</w:t>
+            </w:r>
+          </w:p>
+        </w:tc>
+        <w:tc>
+          <w:tcPr>
+            <w:tcW w:type="dxa" w:w="1417"/>
+          </w:tcPr>
+          <w:p>
+            <w:pPr>
+              <w:jc w:val="center"/>
+            </w:pPr>
+            <w:r>
+              <w:rPr>
+                <w:sz w:val="20"/>
+              </w:rPr>
+              <w:t>pass</w:t>
+            </w:r>
+          </w:p>
+        </w:tc>
+      </w:tr>
+      <w:tr>
+        <w:tc>
+          <w:tcPr>
+            <w:tcW w:type="dxa" w:w="1417"/>
+          </w:tcPr>
+          <w:p>
+            <w:pPr>
+              <w:jc w:val="center"/>
+            </w:pPr>
+            <w:r>
+              <w:rPr>
+                <w:sz w:val="20"/>
+              </w:rPr>
+              <w:t>17</w:t>
+            </w:r>
+          </w:p>
+        </w:tc>
+        <w:tc>
+          <w:tcPr>
+            <w:tcW w:type="dxa" w:w="1417"/>
+          </w:tcPr>
+          <w:p>
+            <w:pPr>
+              <w:jc w:val="center"/>
+            </w:pPr>
+            <w:r>
+              <w:rPr>
+                <w:sz w:val="20"/>
+              </w:rPr>
+              <w:t>8377.6</w:t>
+            </w:r>
+          </w:p>
+        </w:tc>
+        <w:tc>
+          <w:tcPr>
+            <w:tcW w:type="dxa" w:w="1417"/>
+          </w:tcPr>
+          <w:p>
+            <w:pPr>
+              <w:jc w:val="center"/>
+            </w:pPr>
+            <w:r>
+              <w:rPr>
+                <w:sz w:val="20"/>
+              </w:rPr>
+              <w:t>7380.0</w:t>
+            </w:r>
+          </w:p>
+        </w:tc>
+        <w:tc>
+          <w:tcPr>
+            <w:tcW w:type="dxa" w:w="1417"/>
+          </w:tcPr>
+          <w:p>
+            <w:pPr>
+              <w:jc w:val="center"/>
+            </w:pPr>
+            <w:r>
+              <w:rPr>
+                <w:sz w:val="20"/>
+              </w:rPr>
+              <w:t>-997.6</w:t>
+            </w:r>
+          </w:p>
+        </w:tc>
+        <w:tc>
+          <w:tcPr>
+            <w:tcW w:type="dxa" w:w="1417"/>
+          </w:tcPr>
+          <w:p>
+            <w:pPr>
+              <w:jc w:val="center"/>
+            </w:pPr>
+            <w:r>
+              <w:rPr>
+                <w:sz w:val="20"/>
+              </w:rPr>
+              <w:t>-11.908</w:t>
+            </w:r>
+          </w:p>
+        </w:tc>
+        <w:tc>
+          <w:tcPr>
+            <w:tcW w:type="dxa" w:w="1417"/>
+          </w:tcPr>
+          <w:p>
+            <w:pPr>
+              <w:jc w:val="center"/>
+            </w:pPr>
+            <w:r>
+              <w:rPr>
+                <w:sz w:val="20"/>
+              </w:rPr>
+              <w:t>pass</w:t>
+            </w:r>
+          </w:p>
+        </w:tc>
+      </w:tr>
+      <w:tr>
+        <w:tc>
+          <w:tcPr>
+            <w:tcW w:type="dxa" w:w="1417"/>
+          </w:tcPr>
+          <w:p>
+            <w:pPr>
+              <w:jc w:val="center"/>
+            </w:pPr>
+            <w:r>
+              <w:rPr>
+                <w:sz w:val="20"/>
+              </w:rPr>
+              <w:t>6</w:t>
+            </w:r>
+          </w:p>
+        </w:tc>
+        <w:tc>
+          <w:tcPr>
+            <w:tcW w:type="dxa" w:w="1417"/>
+          </w:tcPr>
+          <w:p>
+            <w:pPr>
+              <w:jc w:val="center"/>
+            </w:pPr>
+            <w:r>
+              <w:rPr>
+                <w:sz w:val="20"/>
+              </w:rPr>
+              <w:t>8807.8</w:t>
+            </w:r>
+          </w:p>
+        </w:tc>
+        <w:tc>
+          <w:tcPr>
+            <w:tcW w:type="dxa" w:w="1417"/>
+          </w:tcPr>
+          <w:p>
+            <w:pPr>
+              <w:jc w:val="center"/>
+            </w:pPr>
+            <w:r>
+              <w:rPr>
+                <w:sz w:val="20"/>
+              </w:rPr>
+              <w:t>7860.0</w:t>
+            </w:r>
+          </w:p>
+        </w:tc>
+        <w:tc>
+          <w:tcPr>
+            <w:tcW w:type="dxa" w:w="1417"/>
+          </w:tcPr>
+          <w:p>
+            <w:pPr>
+              <w:jc w:val="center"/>
+            </w:pPr>
+            <w:r>
+              <w:rPr>
+                <w:sz w:val="20"/>
+              </w:rPr>
+              <w:t>-947.8</w:t>
+            </w:r>
+          </w:p>
+        </w:tc>
+        <w:tc>
+          <w:tcPr>
+            <w:tcW w:type="dxa" w:w="1417"/>
+          </w:tcPr>
+          <w:p>
+            <w:pPr>
+              <w:jc w:val="center"/>
+            </w:pPr>
+            <w:r>
+              <w:rPr>
+                <w:sz w:val="20"/>
+              </w:rPr>
+              <w:t>-10.761</w:t>
+            </w:r>
+          </w:p>
+        </w:tc>
+        <w:tc>
+          <w:tcPr>
+            <w:tcW w:type="dxa" w:w="1417"/>
+          </w:tcPr>
+          <w:p>
+            <w:pPr>
+              <w:jc w:val="center"/>
+            </w:pPr>
+            <w:r>
+              <w:rPr>
+                <w:sz w:val="20"/>
+              </w:rPr>
+              <w:t>pass</w:t>
+            </w:r>
+          </w:p>
+        </w:tc>
+      </w:tr>
+      <w:tr>
+        <w:tc>
+          <w:tcPr>
+            <w:tcW w:type="dxa" w:w="1417"/>
+          </w:tcPr>
+          <w:p>
+            <w:pPr>
+              <w:jc w:val="center"/>
+            </w:pPr>
+            <w:r>
+              <w:rPr>
+                <w:sz w:val="20"/>
+              </w:rPr>
+              <w:t>2</w:t>
+            </w:r>
+          </w:p>
+        </w:tc>
+        <w:tc>
+          <w:tcPr>
+            <w:tcW w:type="dxa" w:w="1417"/>
+          </w:tcPr>
+          <w:p>
+            <w:pPr>
+              <w:jc w:val="center"/>
+            </w:pPr>
+            <w:r>
+              <w:rPr>
+                <w:sz w:val="20"/>
+              </w:rPr>
+              <w:t>9964.0</w:t>
+            </w:r>
+          </w:p>
+        </w:tc>
+        <w:tc>
+          <w:tcPr>
+            <w:tcW w:type="dxa" w:w="1417"/>
+          </w:tcPr>
+          <w:p>
+            <w:pPr>
+              <w:jc w:val="center"/>
+            </w:pPr>
+            <w:r>
+              <w:rPr>
+                <w:sz w:val="20"/>
+              </w:rPr>
+              <w:t>10200.0</w:t>
+            </w:r>
+          </w:p>
+        </w:tc>
+        <w:tc>
+          <w:tcPr>
+            <w:tcW w:type="dxa" w:w="1417"/>
+          </w:tcPr>
+          <w:p>
+            <w:pPr>
+              <w:jc w:val="center"/>
+            </w:pPr>
+            <w:r>
+              <w:rPr>
+                <w:sz w:val="20"/>
+              </w:rPr>
+              <w:t>236.0</w:t>
+            </w:r>
+          </w:p>
+        </w:tc>
+        <w:tc>
+          <w:tcPr>
+            <w:tcW w:type="dxa" w:w="1417"/>
+          </w:tcPr>
+          <w:p>
+            <w:pPr>
+              <w:jc w:val="center"/>
+            </w:pPr>
+            <w:r>
+              <w:rPr>
+                <w:sz w:val="20"/>
+              </w:rPr>
+              <w:t>2.369</w:t>
+            </w:r>
+          </w:p>
+        </w:tc>
+        <w:tc>
+          <w:tcPr>
+            <w:tcW w:type="dxa" w:w="1417"/>
+          </w:tcPr>
+          <w:p>
+            <w:pPr>
+              <w:jc w:val="center"/>
+            </w:pPr>
+            <w:r>
+              <w:rPr>
+                <w:sz w:val="20"/>
+              </w:rPr>
+              <w:t>pass</w:t>
+            </w:r>
+          </w:p>
+        </w:tc>
+      </w:tr>
+      <w:tr>
+        <w:tc>
+          <w:tcPr>
+            <w:tcW w:type="dxa" w:w="1417"/>
+          </w:tcPr>
+          <w:p>
+            <w:pPr>
+              <w:jc w:val="center"/>
+            </w:pPr>
+            <w:r>
+              <w:rPr>
+                <w:sz w:val="20"/>
+              </w:rPr>
+              <w:t>16</w:t>
+            </w:r>
+          </w:p>
+        </w:tc>
+        <w:tc>
+          <w:tcPr>
+            <w:tcW w:type="dxa" w:w="1417"/>
+          </w:tcPr>
+          <w:p>
+            <w:pPr>
+              <w:jc w:val="center"/>
+            </w:pPr>
+            <w:r>
+              <w:rPr>
+                <w:sz w:val="20"/>
+              </w:rPr>
+              <w:t>10846.7</w:t>
+            </w:r>
+          </w:p>
+        </w:tc>
+        <w:tc>
+          <w:tcPr>
+            <w:tcW w:type="dxa" w:w="1417"/>
+          </w:tcPr>
+          <w:p>
+            <w:pPr>
+              <w:jc w:val="center"/>
+            </w:pPr>
+            <w:r>
+              <w:rPr>
+                <w:sz w:val="20"/>
+              </w:rPr>
+              <w:t>10400.0</w:t>
+            </w:r>
+          </w:p>
+        </w:tc>
+        <w:tc>
+          <w:tcPr>
+            <w:tcW w:type="dxa" w:w="1417"/>
+          </w:tcPr>
+          <w:p>
+            <w:pPr>
+              <w:jc w:val="center"/>
+            </w:pPr>
+            <w:r>
+              <w:rPr>
+                <w:sz w:val="20"/>
+              </w:rPr>
+              <w:t>-446.7</w:t>
+            </w:r>
+          </w:p>
+        </w:tc>
+        <w:tc>
+          <w:tcPr>
+            <w:tcW w:type="dxa" w:w="1417"/>
+          </w:tcPr>
+          <w:p>
+            <w:pPr>
+              <w:jc w:val="center"/>
+            </w:pPr>
+            <w:r>
+              <w:rPr>
+                <w:sz w:val="20"/>
+              </w:rPr>
+              <w:t>-4.118</w:t>
+            </w:r>
+          </w:p>
+        </w:tc>
+        <w:tc>
+          <w:tcPr>
+            <w:tcW w:type="dxa" w:w="1417"/>
+          </w:tcPr>
+          <w:p>
+            <w:pPr>
+              <w:jc w:val="center"/>
+            </w:pPr>
+            <w:r>
+              <w:rPr>
+                <w:sz w:val="20"/>
+              </w:rPr>
+              <w:t>pass</w:t>
+            </w:r>
+          </w:p>
+        </w:tc>
+      </w:tr>
+      <w:tr>
+        <w:tc>
+          <w:tcPr>
+            <w:tcW w:type="dxa" w:w="1417"/>
+          </w:tcPr>
+          <w:p>
+            <w:pPr>
+              <w:jc w:val="center"/>
+            </w:pPr>
+            <w:r>
+              <w:rPr>
+                <w:sz w:val="20"/>
+              </w:rPr>
+              <w:t>5</w:t>
+            </w:r>
+          </w:p>
+        </w:tc>
+        <w:tc>
+          <w:tcPr>
+            <w:tcW w:type="dxa" w:w="1417"/>
+          </w:tcPr>
+          <w:p>
+            <w:pPr>
+              <w:jc w:val="center"/>
+            </w:pPr>
+            <w:r>
+              <w:rPr>
+                <w:sz w:val="20"/>
+              </w:rPr>
+              <w:t>11622.3</w:t>
+            </w:r>
+          </w:p>
+        </w:tc>
+        <w:tc>
+          <w:tcPr>
+            <w:tcW w:type="dxa" w:w="1417"/>
+          </w:tcPr>
+          <w:p>
+            <w:pPr>
+              <w:jc w:val="center"/>
+            </w:pPr>
+            <w:r>
+              <w:rPr>
+                <w:sz w:val="20"/>
+              </w:rPr>
+              <w:t>10900.0</w:t>
+            </w:r>
+          </w:p>
+        </w:tc>
+        <w:tc>
+          <w:tcPr>
+            <w:tcW w:type="dxa" w:w="1417"/>
+          </w:tcPr>
+          <w:p>
+            <w:pPr>
+              <w:jc w:val="center"/>
+            </w:pPr>
+            <w:r>
+              <w:rPr>
+                <w:sz w:val="20"/>
+              </w:rPr>
+              <w:t>-722.3</w:t>
+            </w:r>
+          </w:p>
+        </w:tc>
+        <w:tc>
+          <w:tcPr>
+            <w:tcW w:type="dxa" w:w="1417"/>
+          </w:tcPr>
+          <w:p>
+            <w:pPr>
+              <w:jc w:val="center"/>
+            </w:pPr>
+            <w:r>
+              <w:rPr>
+                <w:sz w:val="20"/>
+              </w:rPr>
+              <w:t>-6.215</w:t>
+            </w:r>
+          </w:p>
+        </w:tc>
+        <w:tc>
+          <w:tcPr>
+            <w:tcW w:type="dxa" w:w="1417"/>
+          </w:tcPr>
+          <w:p>
+            <w:pPr>
+              <w:jc w:val="center"/>
+            </w:pPr>
+            <w:r>
+              <w:rPr>
+                <w:sz w:val="20"/>
+              </w:rPr>
+              <w:t>pass</w:t>
+            </w:r>
+          </w:p>
+        </w:tc>
+      </w:tr>
+      <w:tr>
+        <w:tc>
+          <w:tcPr>
+            <w:tcW w:type="dxa" w:w="1417"/>
+          </w:tcPr>
+          <w:p>
+            <w:pPr>
+              <w:jc w:val="center"/>
+            </w:pPr>
+            <w:r>
+              <w:rPr>
+                <w:sz w:val="20"/>
+              </w:rPr>
+              <w:t>28</w:t>
+            </w:r>
+          </w:p>
+        </w:tc>
+        <w:tc>
+          <w:tcPr>
+            <w:tcW w:type="dxa" w:w="1417"/>
+          </w:tcPr>
+          <w:p>
+            <w:pPr>
+              <w:jc w:val="center"/>
+            </w:pPr>
+            <w:r>
+              <w:rPr>
+                <w:sz w:val="20"/>
+              </w:rPr>
+              <w:t>11958.1</w:t>
+            </w:r>
+          </w:p>
+        </w:tc>
+        <w:tc>
+          <w:tcPr>
+            <w:tcW w:type="dxa" w:w="1417"/>
+          </w:tcPr>
+          <w:p>
+            <w:pPr>
+              <w:jc w:val="center"/>
+            </w:pPr>
+            <w:r>
+              <w:rPr>
+                <w:sz w:val="20"/>
+              </w:rPr>
+              <w:t>13800.0</w:t>
+            </w:r>
+          </w:p>
+        </w:tc>
+        <w:tc>
+          <w:tcPr>
+            <w:tcW w:type="dxa" w:w="1417"/>
+          </w:tcPr>
+          <w:p>
+            <w:pPr>
+              <w:jc w:val="center"/>
+            </w:pPr>
+            <w:r>
+              <w:rPr>
+                <w:sz w:val="20"/>
+              </w:rPr>
+              <w:t>1841.9</w:t>
+            </w:r>
+          </w:p>
+        </w:tc>
+        <w:tc>
+          <w:tcPr>
+            <w:tcW w:type="dxa" w:w="1417"/>
+          </w:tcPr>
+          <w:p>
+            <w:pPr>
+              <w:jc w:val="center"/>
+            </w:pPr>
+            <w:r>
+              <w:rPr>
+                <w:sz w:val="20"/>
+              </w:rPr>
+              <w:t>15.403</w:t>
+            </w:r>
+          </w:p>
+        </w:tc>
+        <w:tc>
+          <w:tcPr>
+            <w:tcW w:type="dxa" w:w="1417"/>
+          </w:tcPr>
+          <w:p>
+            <w:pPr>
+              <w:jc w:val="center"/>
+            </w:pPr>
+            <w:r>
+              <w:rPr>
+                <w:sz w:val="20"/>
+              </w:rPr>
+              <w:t>**FAIL**</w:t>
+            </w:r>
+          </w:p>
+        </w:tc>
+      </w:tr>
+      <w:tr>
+        <w:tc>
+          <w:tcPr>
+            <w:tcW w:type="dxa" w:w="1417"/>
+          </w:tcPr>
+          <w:p>
+            <w:pPr>
+              <w:jc w:val="center"/>
+            </w:pPr>
+            <w:r>
+              <w:rPr>
+                <w:sz w:val="20"/>
+              </w:rPr>
+              <w:t>3</w:t>
+            </w:r>
+          </w:p>
+        </w:tc>
+        <w:tc>
+          <w:tcPr>
+            <w:tcW w:type="dxa" w:w="1417"/>
+          </w:tcPr>
+          <w:p>
+            <w:pPr>
+              <w:jc w:val="center"/>
+            </w:pPr>
+            <w:r>
+              <w:rPr>
+                <w:sz w:val="20"/>
+              </w:rPr>
+              <w:t>13204.8</w:t>
+            </w:r>
+          </w:p>
+        </w:tc>
+        <w:tc>
+          <w:tcPr>
+            <w:tcW w:type="dxa" w:w="1417"/>
+          </w:tcPr>
+          <w:p>
+            <w:pPr>
+              <w:jc w:val="center"/>
+            </w:pPr>
+            <w:r>
+              <w:rPr>
+                <w:sz w:val="20"/>
+              </w:rPr>
+              <w:t>12700.0</w:t>
+            </w:r>
+          </w:p>
+        </w:tc>
+        <w:tc>
+          <w:tcPr>
+            <w:tcW w:type="dxa" w:w="1417"/>
+          </w:tcPr>
+          <w:p>
+            <w:pPr>
+              <w:jc w:val="center"/>
+            </w:pPr>
+            <w:r>
+              <w:rPr>
+                <w:sz w:val="20"/>
+              </w:rPr>
+              <w:t>-504.8</w:t>
+            </w:r>
+          </w:p>
+        </w:tc>
+        <w:tc>
+          <w:tcPr>
+            <w:tcW w:type="dxa" w:w="1417"/>
+          </w:tcPr>
+          <w:p>
+            <w:pPr>
+              <w:jc w:val="center"/>
+            </w:pPr>
+            <w:r>
+              <w:rPr>
+                <w:sz w:val="20"/>
+              </w:rPr>
+              <w:t>-3.823</w:t>
+            </w:r>
+          </w:p>
+        </w:tc>
+        <w:tc>
+          <w:tcPr>
+            <w:tcW w:type="dxa" w:w="1417"/>
+          </w:tcPr>
+          <w:p>
+            <w:pPr>
+              <w:jc w:val="center"/>
+            </w:pPr>
+            <w:r>
+              <w:rPr>
+                <w:sz w:val="20"/>
+              </w:rPr>
+              <w:t>pass</w:t>
+            </w:r>
+          </w:p>
+        </w:tc>
+      </w:tr>
+    </w:tbl>
+    <w:p>
+      <w:r>
+        <w:br w:type="page"/>
+      </w:r>
+    </w:p>
+    <w:p>
+      <w:r>
+        <w:rPr>
+          <w:b/>
+        </w:rPr>
+        <w:t>Difference Plots</w:t>
+      </w:r>
+    </w:p>
+    <w:tbl>
+      <w:tblPr>
+        <w:tblW w:type="auto" w:w="0"/>
+        <w:tblLook w:firstColumn="1" w:firstRow="1" w:lastColumn="0" w:lastRow="0" w:noHBand="0" w:noVBand="1" w:val="04A0"/>
+      </w:tblPr>
+      <w:tblGrid>
+        <w:gridCol w:w="11674"/>
+      </w:tblGrid>
+      <w:tr>
+        <w:tc>
+          <w:tcPr>
+            <w:tcW w:type="dxa" w:w="11674"/>
+          </w:tcPr>
+          <w:p>
+            <w:pPr>
+              <w:jc w:val="center"/>
+            </w:pPr>
+            <w:r>
+              <w:drawing>
+                <wp:inline xmlns:a="http://schemas.openxmlformats.org/drawingml/2006/main" xmlns:pic="http://schemas.openxmlformats.org/drawingml/2006/picture">
+                  <wp:extent cx="5486400" cy="3943078"/>
+                  <wp:docPr id="3" name="Picture 3"/>
+                  <wp:cNvGraphicFramePr>
+                    <a:graphicFrameLocks noChangeAspect="1"/>
+                  </wp:cNvGraphicFramePr>
+                  <a:graphic>
+                    <a:graphicData uri="http://schemas.openxmlformats.org/drawingml/2006/picture">
+                      <pic:pic>
+                        <pic:nvPicPr>
+                          <pic:cNvPr id="0" name="cropped_plot_Difference_Plot_median.png"/>
+                          <pic:cNvPicPr/>
+                        </pic:nvPicPr>
+                        <pic:blipFill>
+                          <a:blip r:embed="rId11"/>
+                          <a:stretch>
+                            <a:fillRect/>
+                          </a:stretch>
+                        </pic:blipFill>
+                        <pic:spPr>
+                          <a:xfrm>
+                            <a:off x="0" y="0"/>
+                            <a:ext cx="5486400" cy="3943078"/>
+                          </a:xfrm>
+                          <a:prstGeom prst="rect"/>
+                        </pic:spPr>
+                      </pic:pic>
+                    </a:graphicData>
+                  </a:graphic>
+                </wp:inline>
+              </w:drawing>
+            </w:r>
+          </w:p>
+          <w:p/>
+        </w:tc>
+      </w:tr>
+      <w:tr>
+        <w:tc>
+          <w:tcPr>
+            <w:tcW w:type="dxa" w:w="11674"/>
+          </w:tcPr>
+          <w:p>
+            <w:pPr>
+              <w:jc w:val="center"/>
+            </w:pPr>
+            <w:r>
+              <w:drawing>
+                <wp:inline xmlns:a="http://schemas.openxmlformats.org/drawingml/2006/main" xmlns:pic="http://schemas.openxmlformats.org/drawingml/2006/picture">
+                  <wp:extent cx="5486400" cy="4039095"/>
+                  <wp:docPr id="4" name="Picture 4"/>
+                  <wp:cNvGraphicFramePr>
+                    <a:graphicFrameLocks noChangeAspect="1"/>
+                  </wp:cNvGraphicFramePr>
+                  <a:graphic>
+                    <a:graphicData uri="http://schemas.openxmlformats.org/drawingml/2006/picture">
+                      <pic:pic>
+                        <pic:nvPicPr>
+                          <pic:cNvPr id="0" name="cropped_plot_Difference_Plot_median_per.png"/>
+                          <pic:cNvPicPr/>
+                        </pic:nvPicPr>
+                        <pic:blipFill>
+                          <a:blip r:embed="rId12"/>
+                          <a:stretch>
+                            <a:fillRect/>
+                          </a:stretch>
+                        </pic:blipFill>
+                        <pic:spPr>
+                          <a:xfrm>
+                            <a:off x="0" y="0"/>
+                            <a:ext cx="5486400" cy="4039095"/>
+                          </a:xfrm>
+                          <a:prstGeom prst="rect"/>
+                        </pic:spPr>
+                      </pic:pic>
+                    </a:graphicData>
+                  </a:graphic>
+                </wp:inline>
+              </w:drawing>
+            </w:r>
+          </w:p>
+        </w:tc>
+      </w:tr>
+    </w:tbl>
     <w:sectPr>
       <w:pgSz w:w="12240" w:h="15840"/>
-      <w:pgMar w:top="850" w:right="850" w:bottom="850" w:left="850" w:header="720" w:footer="720" w:gutter="0"/>
+      <w:pgMar w:top="283" w:right="283" w:bottom="283" w:left="283" w:header="720" w:footer="720" w:gutter="0"/>
       <w:cols w:space="720"/>
       <w:docGrid w:linePitch="360"/>
     </w:sectPr>
